--- a/Fluidity Interview Assignment.docx
+++ b/Fluidity Interview Assignment.docx
@@ -1,125 +1,145 @@
 
 <file path=word/document.xml><?xml version="1.0" encoding="utf-8"?>
-<w:document xmlns:wpc="http://schemas.microsoft.com/office/word/2010/wordprocessingCanvas" xmlns:cx="http://schemas.microsoft.com/office/drawing/2014/chartex" xmlns:cx1="http://schemas.microsoft.com/office/drawing/2015/9/8/chartex" xmlns:cx2="http://schemas.microsoft.com/office/drawing/2015/10/21/chartex" xmlns:cx3="http://schemas.microsoft.com/office/drawing/2016/5/9/chartex" xmlns:cx4="http://schemas.microsoft.com/office/drawing/2016/5/10/chartex" xmlns:cx5="http://schemas.microsoft.com/office/drawing/2016/5/11/chartex" xmlns:cx6="http://schemas.microsoft.com/office/drawing/2016/5/12/chartex" xmlns:cx7="http://schemas.microsoft.com/office/drawing/2016/5/13/chartex" xmlns:cx8="http://schemas.microsoft.com/office/drawing/2016/5/14/chartex" xmlns:mc="http://schemas.openxmlformats.org/markup-compatibility/2006" xmlns:aink="http://schemas.microsoft.com/office/drawing/2016/ink" xmlns:am3d="http://schemas.microsoft.com/office/drawing/2017/model3d" xmlns:o="urn:schemas-microsoft-com:office:office" xmlns:oel="http://schemas.microsoft.com/office/2019/extlst" xmlns:r="http://schemas.openxmlformats.org/officeDocument/2006/relationships" xmlns:m="http://schemas.openxmlformats.org/officeDocument/2006/math" xmlns:v="urn:schemas-microsoft-com:vml" xmlns:wp14="http://schemas.microsoft.com/office/word/2010/wordprocessingDrawing" xmlns:wp="http://schemas.openxmlformats.org/drawingml/2006/wordprocessingDrawing" xmlns:w10="urn:schemas-microsoft-com:office:word" xmlns:w="http://schemas.openxmlformats.org/wordprocessingml/2006/main" xmlns:w14="http://schemas.microsoft.com/office/word/2010/wordml" xmlns:w15="http://schemas.microsoft.com/office/word/2012/wordml" xmlns:w16cei="http://schemas.microsoft.com/office/word/2026/wordml/cei" xmlns:w16cex="http://schemas.microsoft.com/office/word/2018/wordml/cex" xmlns:w16cid="http://schemas.microsoft.com/office/word/2016/wordml/cid" xmlns:w16="http://schemas.microsoft.com/office/word/2018/wordml" xmlns:w16du="http://schemas.microsoft.com/office/word/2023/wordml/word16du" xmlns:w16sdtdh="http://schemas.microsoft.com/office/word/2020/wordml/sdtdatahash" xmlns:w16sdtfl="http://schemas.microsoft.com/office/word/2024/wordml/sdtformatlock" xmlns:w16se="http://schemas.microsoft.com/office/word/2015/wordml/symex" xmlns:wpg="http://schemas.microsoft.com/office/word/2010/wordprocessingGroup" xmlns:wpi="http://schemas.microsoft.com/office/word/2010/wordprocessingInk" xmlns:wne="http://schemas.microsoft.com/office/word/2006/wordml" xmlns:wps="http://schemas.microsoft.com/office/word/2010/wordprocessingShape" mc:Ignorable="w14 w15 w16se w16cid w16 w16cex w16sdtdh w16sdtfl w16du wp14">
+<w:document xmlns:wpc="http://schemas.microsoft.com/office/word/2010/wordprocessingCanvas" xmlns:cx="http://schemas.microsoft.com/office/drawing/2014/chartex" xmlns:cx1="http://schemas.microsoft.com/office/drawing/2015/9/8/chartex" xmlns:cx2="http://schemas.microsoft.com/office/drawing/2015/10/21/chartex" xmlns:cx3="http://schemas.microsoft.com/office/drawing/2016/5/9/chartex" xmlns:cx4="http://schemas.microsoft.com/office/drawing/2016/5/10/chartex" xmlns:cx5="http://schemas.microsoft.com/office/drawing/2016/5/11/chartex" xmlns:cx6="http://schemas.microsoft.com/office/drawing/2016/5/12/chartex" xmlns:cx7="http://schemas.microsoft.com/office/drawing/2016/5/13/chartex" xmlns:cx8="http://schemas.microsoft.com/office/drawing/2016/5/14/chartex" xmlns:mc="http://schemas.openxmlformats.org/markup-compatibility/2006" xmlns:aink="http://schemas.microsoft.com/office/drawing/2016/ink" xmlns:am3d="http://schemas.microsoft.com/office/drawing/2017/model3d" xmlns:o="urn:schemas-microsoft-com:office:office" xmlns:oel="http://schemas.microsoft.com/office/2019/extlst" xmlns:r="http://schemas.openxmlformats.org/officeDocument/2006/relationships" xmlns:m="http://schemas.openxmlformats.org/officeDocument/2006/math" xmlns:v="urn:schemas-microsoft-com:vml" xmlns:wp14="http://schemas.microsoft.com/office/word/2010/wordprocessingDrawing" xmlns:wp="http://schemas.openxmlformats.org/drawingml/2006/wordprocessingDrawing" xmlns:w10="urn:schemas-microsoft-com:office:word" xmlns:w="http://schemas.openxmlformats.org/wordprocessingml/2006/main" xmlns:w14="http://schemas.microsoft.com/office/word/2010/wordml" xmlns:w15="http://schemas.microsoft.com/office/word/2012/wordml" xmlns:w16cex="http://schemas.microsoft.com/office/word/2018/wordml/cex" xmlns:w16cid="http://schemas.microsoft.com/office/word/2016/wordml/cid" xmlns:w16="http://schemas.microsoft.com/office/word/2018/wordml" xmlns:w16du="http://schemas.microsoft.com/office/word/2023/wordml/word16du" xmlns:w16sdtdh="http://schemas.microsoft.com/office/word/2020/wordml/sdtdatahash" xmlns:w16sdtfl="http://schemas.microsoft.com/office/word/2024/wordml/sdtformatlock" xmlns:w16se="http://schemas.microsoft.com/office/word/2015/wordml/symex" xmlns:wpg="http://schemas.microsoft.com/office/word/2010/wordprocessingGroup" xmlns:wpi="http://schemas.microsoft.com/office/word/2010/wordprocessingInk" xmlns:wne="http://schemas.microsoft.com/office/word/2006/wordml" xmlns:wps="http://schemas.microsoft.com/office/word/2010/wordprocessingShape" mc:Ignorable="w14 w15 w16se w16cid w16 w16cex w16sdtdh w16sdtfl w16du wp14">
   <w:body>
     <w:p>
       <w:pPr>
-        <w:rPr>
-          <w:rFonts w:ascii="Times New Roman" w:hAnsi="Times New Roman" w:cs="Times New Roman"/>
-        </w:rPr>
-      </w:pPr>
-      <w:r>
-        <w:rPr>
-          <w:rFonts w:ascii="Times New Roman" w:hAnsi="Times New Roman" w:cs="Times New Roman"/>
-        </w:rPr>
-        <w:t>Fluidity Interview Assignment.</w:t>
-      </w:r>
-    </w:p>
-    <w:p>
-      <w:pPr>
-        <w:rPr>
-          <w:rFonts w:ascii="Times New Roman" w:hAnsi="Times New Roman" w:cs="Times New Roman"/>
+        <w:spacing w:after="200" w:line="276" w:lineRule="auto"/>
+        <w:jc w:val="center"/>
+        <w:rPr>
+          <w:rFonts w:ascii="Aptos" w:eastAsia="MS Mincho" w:hAnsi="Aptos" w:cs="Times New Roman"/>
+          <w:kern w:val="0"/>
+          <w:sz w:val="21"/>
+          <w:szCs w:val="22"/>
+          <w14:ligatures w14:val="none"/>
+        </w:rPr>
+      </w:pPr>
+      <w:r>
+        <w:rPr>
+          <w:rFonts w:ascii="Aptos" w:eastAsia="MS Mincho" w:hAnsi="Aptos" w:cs="Times New Roman"/>
           <w:b/>
-          <w:bCs/>
-        </w:rPr>
-      </w:pPr>
-      <w:r>
-        <w:rPr>
-          <w:rFonts w:ascii="Times New Roman" w:hAnsi="Times New Roman" w:cs="Times New Roman"/>
+          <w:kern w:val="0"/>
+          <w:sz w:val="50"/>
+          <w:szCs w:val="22"/>
+          <w14:ligatures w14:val="none"/>
+        </w:rPr>
+        <w:t>Fluidity Interview Assignment</w:t>
+      </w:r>
+    </w:p>
+    <w:p>
+      <w:pPr>
+        <w:spacing w:after="200" w:line="276" w:lineRule="auto"/>
+        <w:jc w:val="center"/>
+        <w:rPr>
+          <w:rFonts w:ascii="Aptos" w:eastAsia="MS Mincho" w:hAnsi="Aptos" w:cs="Times New Roman"/>
+          <w:kern w:val="0"/>
+          <w:sz w:val="21"/>
+          <w:szCs w:val="22"/>
+          <w14:ligatures w14:val="none"/>
+        </w:rPr>
+      </w:pPr>
+      <w:r>
+        <w:rPr>
+          <w:rFonts w:ascii="Aptos" w:eastAsia="MS Mincho" w:hAnsi="Aptos" w:cs="Times New Roman"/>
           <w:b/>
-          <w:bCs/>
-        </w:rPr>
-        <w:t xml:space="preserve">Scalable Disk Utilization Monitoring for AWS EC2 Using Ansible and AWS-Native Services </w:t>
-      </w:r>
-    </w:p>
-    <w:p>
-      <w:pPr>
-        <w:rPr>
-          <w:rFonts w:ascii="Times New Roman" w:hAnsi="Times New Roman" w:cs="Times New Roman"/>
-        </w:rPr>
-      </w:pPr>
-      <w:r>
-        <w:rPr>
-          <w:rFonts w:ascii="Times New Roman" w:hAnsi="Times New Roman" w:cs="Times New Roman"/>
-        </w:rPr>
-        <w:t>Name:</w:t>
-      </w:r>
-      <w:r>
-        <w:rPr>
-          <w:rFonts w:ascii="Times New Roman" w:hAnsi="Times New Roman" w:cs="Times New Roman"/>
-        </w:rPr>
-        <w:t xml:space="preserve"> Nitin Shet BS</w:t>
-      </w:r>
-    </w:p>
-    <w:p>
-      <w:pPr>
-        <w:rPr>
-          <w:rFonts w:ascii="Times New Roman" w:hAnsi="Times New Roman" w:cs="Times New Roman"/>
-        </w:rPr>
-      </w:pPr>
-      <w:r>
-        <w:rPr>
-          <w:rFonts w:ascii="Times New Roman" w:hAnsi="Times New Roman" w:cs="Times New Roman"/>
-        </w:rPr>
-        <w:t>Role applied for Solution Architect</w:t>
-      </w:r>
-    </w:p>
-    <w:p>
-      <w:pPr>
-        <w:rPr>
-          <w:rFonts w:ascii="Times New Roman" w:hAnsi="Times New Roman" w:cs="Times New Roman"/>
-        </w:rPr>
-      </w:pPr>
-      <w:r>
-        <w:rPr>
-          <w:rFonts w:ascii="Times New Roman" w:hAnsi="Times New Roman" w:cs="Times New Roman"/>
-        </w:rPr>
-        <w:t>Submission date 12</w:t>
-      </w:r>
-      <w:r>
-        <w:rPr>
-          <w:rFonts w:ascii="Times New Roman" w:hAnsi="Times New Roman" w:cs="Times New Roman"/>
-          <w:vertAlign w:val="superscript"/>
-        </w:rPr>
-        <w:t>th</w:t>
-      </w:r>
-      <w:r>
-        <w:rPr>
-          <w:rFonts w:ascii="Times New Roman" w:hAnsi="Times New Roman" w:cs="Times New Roman"/>
-        </w:rPr>
-        <w:t xml:space="preserve"> September 11, 2026</w:t>
-      </w:r>
-    </w:p>
-    <w:p>
-      <w:pPr>
-        <w:rPr>
-          <w:rFonts w:ascii="Times New Roman" w:hAnsi="Times New Roman" w:cs="Times New Roman"/>
-        </w:rPr>
-      </w:pPr>
-      <w:r>
-        <w:rPr>
-          <w:rFonts w:ascii="Times New Roman" w:hAnsi="Times New Roman" w:cs="Times New Roman"/>
-        </w:rPr>
-        <w:t xml:space="preserve">GitHub repository link </w:t>
-      </w:r>
-    </w:p>
-    <w:p>
-      <w:pPr>
-        <w:rPr>
-          <w:rFonts w:ascii="Times New Roman" w:hAnsi="Times New Roman" w:cs="Times New Roman"/>
-        </w:rPr>
-      </w:pPr>
-      <w:r>
-        <w:rPr>
-          <w:rFonts w:ascii="Times New Roman" w:hAnsi="Times New Roman" w:cs="Times New Roman"/>
-        </w:rPr>
-        <w:t>Document version</w:t>
-      </w:r>
-      <w:r>
-        <w:rPr>
-          <w:rFonts w:ascii="Times New Roman" w:hAnsi="Times New Roman" w:cs="Times New Roman"/>
-        </w:rPr>
-        <w:t xml:space="preserve"> 1</w:t>
+          <w:kern w:val="0"/>
+          <w:sz w:val="32"/>
+          <w:szCs w:val="22"/>
+          <w14:ligatures w14:val="none"/>
+        </w:rPr>
+        <w:t>Scalable Disk Utilization Monitoring for AWS EC2</w:t>
+      </w:r>
+      <w:r>
+        <w:rPr>
+          <w:rFonts w:ascii="Aptos" w:eastAsia="MS Mincho" w:hAnsi="Aptos" w:cs="Times New Roman"/>
+          <w:b/>
+          <w:kern w:val="0"/>
+          <w:sz w:val="32"/>
+          <w:szCs w:val="22"/>
+          <w14:ligatures w14:val="none"/>
+        </w:rPr>
+        <w:br/>
+        <w:t>Using Ansible and AWS-Native Services</w:t>
+      </w:r>
+    </w:p>
+    <w:p>
+      <w:pPr>
+        <w:spacing w:after="200" w:line="276" w:lineRule="auto"/>
+        <w:jc w:val="center"/>
+        <w:rPr>
+          <w:rFonts w:ascii="Aptos" w:eastAsia="MS Mincho" w:hAnsi="Aptos" w:cs="Times New Roman"/>
+          <w:kern w:val="0"/>
+          <w:sz w:val="21"/>
+          <w:szCs w:val="22"/>
+          <w14:ligatures w14:val="none"/>
+        </w:rPr>
+      </w:pPr>
+      <w:r>
+        <w:rPr>
+          <w:rFonts w:ascii="Aptos" w:eastAsia="MS Mincho" w:hAnsi="Aptos" w:cs="Times New Roman"/>
+          <w:kern w:val="0"/>
+          <w:sz w:val="22"/>
+          <w:szCs w:val="22"/>
+          <w14:ligatures w14:val="none"/>
+        </w:rPr>
+        <w:t>Nitin Shet BS</w:t>
+      </w:r>
+      <w:r>
+        <w:rPr>
+          <w:rFonts w:ascii="Aptos" w:eastAsia="MS Mincho" w:hAnsi="Aptos" w:cs="Times New Roman"/>
+          <w:kern w:val="0"/>
+          <w:sz w:val="22"/>
+          <w:szCs w:val="22"/>
+          <w14:ligatures w14:val="none"/>
+        </w:rPr>
+        <w:br/>
+        <w:t>Role Applied For: Solution Architect</w:t>
+      </w:r>
+      <w:r>
+        <w:rPr>
+          <w:rFonts w:ascii="Aptos" w:eastAsia="MS Mincho" w:hAnsi="Aptos" w:cs="Times New Roman"/>
+          <w:kern w:val="0"/>
+          <w:sz w:val="22"/>
+          <w:szCs w:val="22"/>
+          <w14:ligatures w14:val="none"/>
+        </w:rPr>
+        <w:br/>
+        <w:t>Submission Date: 12 September 2026</w:t>
+      </w:r>
+      <w:r>
+        <w:rPr>
+          <w:rFonts w:ascii="Aptos" w:eastAsia="MS Mincho" w:hAnsi="Aptos" w:cs="Times New Roman"/>
+          <w:kern w:val="0"/>
+          <w:sz w:val="22"/>
+          <w:szCs w:val="22"/>
+          <w14:ligatures w14:val="none"/>
+        </w:rPr>
+        <w:br/>
+        <w:t>Document Version: 2.0</w:t>
+      </w:r>
+    </w:p>
+    <w:p>
+      <w:pPr>
+        <w:spacing w:after="200" w:line="276" w:lineRule="auto"/>
+        <w:jc w:val="center"/>
+        <w:rPr>
+          <w:rFonts w:ascii="Aptos" w:eastAsia="MS Mincho" w:hAnsi="Aptos" w:cs="Times New Roman"/>
+          <w:kern w:val="0"/>
+          <w:sz w:val="21"/>
+          <w:szCs w:val="22"/>
+          <w14:ligatures w14:val="none"/>
+        </w:rPr>
+      </w:pPr>
+      <w:r>
+        <w:rPr>
+          <w:rFonts w:ascii="Aptos" w:eastAsia="MS Mincho" w:hAnsi="Aptos" w:cs="Times New Roman"/>
+          <w:i/>
+          <w:kern w:val="0"/>
+          <w:sz w:val="21"/>
+          <w:szCs w:val="22"/>
+          <w14:ligatures w14:val="none"/>
+        </w:rPr>
+        <w:t>Final design reflects the implemented proof-of-concept and clearly separates enterprise prerequisites from assignment-owned resources.</w:t>
       </w:r>
     </w:p>
     <w:p>
@@ -173,21 +193,7 @@
         <w:rPr>
           <w:rFonts w:ascii="Times New Roman" w:hAnsi="Times New Roman" w:cs="Times New Roman"/>
         </w:rPr>
-        <w:t xml:space="preserve">The solution leverages existing AWS-native services and minimizes operational overhead by using CloudFormation </w:t>
-      </w:r>
-      <w:proofErr w:type="spellStart"/>
-      <w:r>
-        <w:rPr>
-          <w:rFonts w:ascii="Times New Roman" w:hAnsi="Times New Roman" w:cs="Times New Roman"/>
-        </w:rPr>
-        <w:t>StackSets</w:t>
-      </w:r>
-      <w:proofErr w:type="spellEnd"/>
-      <w:r>
-        <w:rPr>
-          <w:rFonts w:ascii="Times New Roman" w:hAnsi="Times New Roman" w:cs="Times New Roman"/>
-        </w:rPr>
-        <w:t>, AWS Systems Manager, CloudWatch Agent, and CloudWatch Cross-Account Observability.</w:t>
+        <w:t>The solution leverages existing AWS-native services and minimizes operational overhead by using CloudFormation StackSets, AWS Systems Manager, CloudWatch Agent, and CloudWatch Cross-Account Observability.</w:t>
       </w:r>
     </w:p>
     <w:p>
@@ -375,6 +381,7 @@
         <w:rPr>
           <w:rFonts w:ascii="Times New Roman" w:hAnsi="Times New Roman" w:cs="Times New Roman"/>
         </w:rPr>
+        <w:lastRenderedPageBreak/>
         <w:t>A scalable solution is required that</w:t>
       </w:r>
       <w:r>
@@ -404,7 +411,6 @@
         <w:rPr>
           <w:rFonts w:ascii="Times New Roman" w:hAnsi="Times New Roman" w:cs="Times New Roman"/>
         </w:rPr>
-        <w:lastRenderedPageBreak/>
         <w:t>Detect</w:t>
       </w:r>
       <w:r>
@@ -464,33 +470,17 @@
         </w:rPr>
         <w:t xml:space="preserve">Uses </w:t>
       </w:r>
-      <w:proofErr w:type="gramStart"/>
-      <w:r>
-        <w:rPr>
-          <w:rFonts w:ascii="Times New Roman" w:hAnsi="Times New Roman" w:cs="Times New Roman"/>
-        </w:rPr>
-        <w:t>existing tooling</w:t>
-      </w:r>
-      <w:proofErr w:type="gramEnd"/>
-      <w:r>
-        <w:rPr>
-          <w:rFonts w:ascii="Times New Roman" w:hAnsi="Times New Roman" w:cs="Times New Roman"/>
-        </w:rPr>
-        <w:t xml:space="preserve"> </w:t>
-      </w:r>
-      <w:proofErr w:type="gramStart"/>
-      <w:r>
-        <w:rPr>
-          <w:rFonts w:ascii="Times New Roman" w:hAnsi="Times New Roman" w:cs="Times New Roman"/>
-        </w:rPr>
-        <w:t>where</w:t>
-      </w:r>
-      <w:proofErr w:type="gramEnd"/>
-      <w:r>
-        <w:rPr>
-          <w:rFonts w:ascii="Times New Roman" w:hAnsi="Times New Roman" w:cs="Times New Roman"/>
-        </w:rPr>
-        <w:t xml:space="preserve"> practical.</w:t>
+      <w:r>
+        <w:rPr>
+          <w:rFonts w:ascii="Times New Roman" w:hAnsi="Times New Roman" w:cs="Times New Roman"/>
+        </w:rPr>
+        <w:t>existing tools</w:t>
+      </w:r>
+      <w:r>
+        <w:rPr>
+          <w:rFonts w:ascii="Times New Roman" w:hAnsi="Times New Roman" w:cs="Times New Roman"/>
+        </w:rPr>
+        <w:t xml:space="preserve"> where practical.</w:t>
       </w:r>
     </w:p>
     <w:p>
@@ -654,21 +644,7 @@
         <w:rPr>
           <w:rFonts w:ascii="Times New Roman" w:hAnsi="Times New Roman" w:cs="Times New Roman"/>
         </w:rPr>
-        <w:t xml:space="preserve">Automatically </w:t>
-      </w:r>
-      <w:proofErr w:type="gramStart"/>
-      <w:r>
-        <w:rPr>
-          <w:rFonts w:ascii="Times New Roman" w:hAnsi="Times New Roman" w:cs="Times New Roman"/>
-        </w:rPr>
-        <w:t>enroll</w:t>
-      </w:r>
-      <w:proofErr w:type="gramEnd"/>
-      <w:r>
-        <w:rPr>
-          <w:rFonts w:ascii="Times New Roman" w:hAnsi="Times New Roman" w:cs="Times New Roman"/>
-        </w:rPr>
-        <w:t xml:space="preserve"> newly created instances.</w:t>
+        <w:t>Automatically enroll newly created instances.</w:t>
       </w:r>
     </w:p>
     <w:p>
@@ -912,6 +888,7 @@
         <w:rPr>
           <w:rFonts w:ascii="Times New Roman" w:hAnsi="Times New Roman" w:cs="Times New Roman"/>
         </w:rPr>
+        <w:lastRenderedPageBreak/>
         <w:t xml:space="preserve">Summary of roles </w:t>
       </w:r>
       <w:r>
@@ -964,7 +941,7 @@
           <w:noProof/>
         </w:rPr>
         <w:drawing>
-          <wp:inline distT="0" distB="0" distL="0" distR="0" wp14:anchorId="6E4873A3" wp14:editId="5B43F80A">
+          <wp:inline distT="0" distB="0" distL="0" distR="0" wp14:anchorId="6E4873A3" wp14:editId="6795BB7A">
             <wp:extent cx="5943600" cy="3062605"/>
             <wp:effectExtent l="0" t="0" r="0" b="4445"/>
             <wp:docPr id="772080556" name="Picture 2"/>
@@ -1021,6 +998,53 @@
       </w:pPr>
       <w:r>
         <w:rPr>
+          <w:noProof/>
+        </w:rPr>
+        <w:drawing>
+          <wp:inline distT="0" distB="0" distL="0" distR="0" wp14:anchorId="60AC055B" wp14:editId="26F656E9">
+            <wp:extent cx="5943600" cy="3011306"/>
+            <wp:effectExtent l="0" t="0" r="0" b="0"/>
+            <wp:docPr id="1" name="Picture 1"/>
+            <wp:cNvGraphicFramePr>
+              <a:graphicFrameLocks xmlns:a="http://schemas.openxmlformats.org/drawingml/2006/main" noChangeAspect="1"/>
+            </wp:cNvGraphicFramePr>
+            <a:graphic xmlns:a="http://schemas.openxmlformats.org/drawingml/2006/main">
+              <a:graphicData uri="http://schemas.openxmlformats.org/drawingml/2006/picture">
+                <pic:pic xmlns:pic="http://schemas.openxmlformats.org/drawingml/2006/picture">
+                  <pic:nvPicPr>
+                    <pic:cNvPr id="0" name="fluidity_architecture_final.png"/>
+                    <pic:cNvPicPr/>
+                  </pic:nvPicPr>
+                  <pic:blipFill>
+                    <a:blip r:embed="rId6"/>
+                    <a:stretch>
+                      <a:fillRect/>
+                    </a:stretch>
+                  </pic:blipFill>
+                  <pic:spPr>
+                    <a:xfrm>
+                      <a:off x="0" y="0"/>
+                      <a:ext cx="5943600" cy="3011306"/>
+                    </a:xfrm>
+                    <a:prstGeom prst="rect">
+                      <a:avLst/>
+                    </a:prstGeom>
+                  </pic:spPr>
+                </pic:pic>
+              </a:graphicData>
+            </a:graphic>
+          </wp:inline>
+        </w:drawing>
+      </w:r>
+    </w:p>
+    <w:p>
+      <w:pPr>
+        <w:rPr>
+          <w:rFonts w:ascii="Times New Roman" w:hAnsi="Times New Roman" w:cs="Times New Roman"/>
+        </w:rPr>
+      </w:pPr>
+      <w:r>
+        <w:rPr>
           <w:rFonts w:ascii="Times New Roman" w:hAnsi="Times New Roman" w:cs="Times New Roman"/>
         </w:rPr>
         <w:t>Scope, Assumptions and Constraints</w:t>
@@ -1076,6 +1100,7 @@
         <w:rPr>
           <w:rFonts w:ascii="Times New Roman" w:hAnsi="Times New Roman" w:cs="Times New Roman"/>
         </w:rPr>
+        <w:lastRenderedPageBreak/>
         <w:t>Multi account discovery</w:t>
       </w:r>
     </w:p>
@@ -1201,21 +1226,7 @@
         <w:rPr>
           <w:rFonts w:ascii="Times New Roman" w:hAnsi="Times New Roman" w:cs="Times New Roman"/>
         </w:rPr>
-        <w:t xml:space="preserve">Ec2 have </w:t>
-      </w:r>
-      <w:proofErr w:type="spellStart"/>
-      <w:r>
-        <w:rPr>
-          <w:rFonts w:ascii="Times New Roman" w:hAnsi="Times New Roman" w:cs="Times New Roman"/>
-        </w:rPr>
-        <w:t>cloudwatch</w:t>
-      </w:r>
-      <w:proofErr w:type="spellEnd"/>
-      <w:r>
-        <w:rPr>
-          <w:rFonts w:ascii="Times New Roman" w:hAnsi="Times New Roman" w:cs="Times New Roman"/>
-        </w:rPr>
-        <w:t xml:space="preserve"> agents installed </w:t>
+        <w:t xml:space="preserve">Ec2 have cloudwatch agents installed </w:t>
       </w:r>
       <w:r>
         <w:rPr>
@@ -1245,35 +1256,73 @@
         <w:rPr>
           <w:rFonts w:ascii="Times New Roman" w:hAnsi="Times New Roman" w:cs="Times New Roman"/>
         </w:rPr>
-        <w:t xml:space="preserve">bootstrapping </w:t>
-      </w:r>
-      <w:proofErr w:type="spellStart"/>
-      <w:r>
-        <w:rPr>
-          <w:rFonts w:ascii="Times New Roman" w:hAnsi="Times New Roman" w:cs="Times New Roman"/>
-        </w:rPr>
-        <w:t>vms</w:t>
-      </w:r>
-      <w:proofErr w:type="spellEnd"/>
-      <w:r>
-        <w:rPr>
-          <w:rFonts w:ascii="Times New Roman" w:hAnsi="Times New Roman" w:cs="Times New Roman"/>
-        </w:rPr>
-        <w:t xml:space="preserve"> for SSM Agents and </w:t>
-      </w:r>
-      <w:proofErr w:type="gramStart"/>
-      <w:r>
-        <w:rPr>
-          <w:rFonts w:ascii="Times New Roman" w:hAnsi="Times New Roman" w:cs="Times New Roman"/>
-        </w:rPr>
-        <w:t>initiate</w:t>
-      </w:r>
-      <w:proofErr w:type="gramEnd"/>
-      <w:r>
-        <w:rPr>
-          <w:rFonts w:ascii="Times New Roman" w:hAnsi="Times New Roman" w:cs="Times New Roman"/>
-        </w:rPr>
-        <w:t xml:space="preserve"> disk audit. </w:t>
+        <w:t xml:space="preserve">bootstrapping vms for SSM Agents and initiate disk audit. </w:t>
+      </w:r>
+      <w:r>
+        <w:rPr>
+          <w:rFonts w:ascii="Times New Roman" w:hAnsi="Times New Roman" w:cs="Times New Roman"/>
+        </w:rPr>
+        <w:t xml:space="preserve">And </w:t>
+      </w:r>
+      <w:r>
+        <w:rPr>
+          <w:rFonts w:ascii="Times New Roman" w:hAnsi="Times New Roman" w:cs="Times New Roman"/>
+        </w:rPr>
+        <w:t>all environments have cross account instance</w:t>
+      </w:r>
+      <w:r>
+        <w:rPr>
+          <w:rFonts w:ascii="Times New Roman" w:hAnsi="Times New Roman" w:cs="Times New Roman"/>
+        </w:rPr>
+        <w:t xml:space="preserve">/management role. </w:t>
+      </w:r>
+    </w:p>
+    <w:p>
+      <w:pPr>
+        <w:pStyle w:val="ListNumber"/>
+        <w:numPr>
+          <w:ilvl w:val="0"/>
+          <w:numId w:val="5"/>
+        </w:numPr>
+      </w:pPr>
+      <w:r>
+        <w:t>The monitoring account is available to host centralized CloudWatch/OAM resources.</w:t>
+      </w:r>
+    </w:p>
+    <w:p>
+      <w:pPr>
+        <w:pStyle w:val="ListNumber"/>
+        <w:numPr>
+          <w:ilvl w:val="0"/>
+          <w:numId w:val="5"/>
+        </w:numPr>
+      </w:pPr>
+      <w:r>
+        <w:t>Member accounts can be targeted by the approved CloudFormation StackSet deployment mechanism.</w:t>
+      </w:r>
+    </w:p>
+    <w:p>
+      <w:pPr>
+        <w:pStyle w:val="ListNumber"/>
+        <w:numPr>
+          <w:ilvl w:val="0"/>
+          <w:numId w:val="5"/>
+        </w:numPr>
+      </w:pPr>
+      <w:r>
+        <w:t>AWS Systems Manager is the preferred operational connection mechanism; SSH and bastion hosts are not required.</w:t>
+      </w:r>
+    </w:p>
+    <w:p>
+      <w:pPr>
+        <w:pStyle w:val="ListNumber"/>
+        <w:numPr>
+          <w:ilvl w:val="0"/>
+          <w:numId w:val="5"/>
+        </w:numPr>
+      </w:pPr>
+      <w:r>
+        <w:t>Application-specific remediation is outside scope.</w:t>
       </w:r>
     </w:p>
     <w:p>
@@ -1290,147 +1339,105 @@
           <w:b/>
           <w:bCs/>
         </w:rPr>
-        <w:t>Deployment layer</w:t>
-      </w:r>
-    </w:p>
-    <w:p>
-      <w:pPr>
-        <w:rPr>
-          <w:rFonts w:ascii="Times New Roman" w:hAnsi="Times New Roman" w:cs="Times New Roman"/>
-        </w:rPr>
-      </w:pPr>
-      <w:r>
-        <w:rPr>
-          <w:rFonts w:ascii="Times New Roman" w:hAnsi="Times New Roman" w:cs="Times New Roman"/>
-        </w:rPr>
-        <w:t>AWS Organizations serves as the governance boundary.</w:t>
-      </w:r>
-    </w:p>
-    <w:p>
-      <w:pPr>
-        <w:rPr>
-          <w:rFonts w:ascii="Times New Roman" w:hAnsi="Times New Roman" w:cs="Times New Roman"/>
-        </w:rPr>
-      </w:pPr>
-      <w:r>
-        <w:rPr>
-          <w:rFonts w:ascii="Times New Roman" w:hAnsi="Times New Roman" w:cs="Times New Roman"/>
-        </w:rPr>
-        <w:t xml:space="preserve">CloudFormation </w:t>
-      </w:r>
-      <w:proofErr w:type="spellStart"/>
-      <w:r>
-        <w:rPr>
-          <w:rFonts w:ascii="Times New Roman" w:hAnsi="Times New Roman" w:cs="Times New Roman"/>
-        </w:rPr>
-        <w:t>StackSets</w:t>
-      </w:r>
-      <w:proofErr w:type="spellEnd"/>
-      <w:r>
-        <w:rPr>
-          <w:rFonts w:ascii="Times New Roman" w:hAnsi="Times New Roman" w:cs="Times New Roman"/>
-        </w:rPr>
-        <w:t xml:space="preserve"> deploy standard monitoring resources into every AWS account automatically.</w:t>
-      </w:r>
-    </w:p>
-    <w:p>
-      <w:pPr>
-        <w:rPr>
-          <w:rFonts w:ascii="Times New Roman" w:hAnsi="Times New Roman" w:cs="Times New Roman"/>
-        </w:rPr>
-      </w:pPr>
-      <w:r>
-        <w:rPr>
-          <w:rFonts w:ascii="Times New Roman" w:hAnsi="Times New Roman" w:cs="Times New Roman"/>
-        </w:rPr>
-        <w:lastRenderedPageBreak/>
-        <w:t>Resources deployed include:</w:t>
-      </w:r>
-    </w:p>
-    <w:p>
-      <w:pPr>
-        <w:numPr>
-          <w:ilvl w:val="0"/>
-          <w:numId w:val="9"/>
-        </w:numPr>
-        <w:rPr>
-          <w:rFonts w:ascii="Times New Roman" w:hAnsi="Times New Roman" w:cs="Times New Roman"/>
-        </w:rPr>
-      </w:pPr>
-      <w:r>
-        <w:rPr>
-          <w:rFonts w:ascii="Times New Roman" w:hAnsi="Times New Roman" w:cs="Times New Roman"/>
-        </w:rPr>
-        <w:t>IAM Roles</w:t>
-      </w:r>
-    </w:p>
-    <w:p>
-      <w:pPr>
-        <w:numPr>
-          <w:ilvl w:val="0"/>
-          <w:numId w:val="9"/>
-        </w:numPr>
-        <w:rPr>
-          <w:rFonts w:ascii="Times New Roman" w:hAnsi="Times New Roman" w:cs="Times New Roman"/>
-        </w:rPr>
-      </w:pPr>
-      <w:r>
-        <w:rPr>
-          <w:rFonts w:ascii="Times New Roman" w:hAnsi="Times New Roman" w:cs="Times New Roman"/>
-        </w:rPr>
-        <w:t>Instance Profiles</w:t>
-      </w:r>
-    </w:p>
-    <w:p>
-      <w:pPr>
-        <w:numPr>
-          <w:ilvl w:val="0"/>
-          <w:numId w:val="9"/>
-        </w:numPr>
-        <w:rPr>
-          <w:rFonts w:ascii="Times New Roman" w:hAnsi="Times New Roman" w:cs="Times New Roman"/>
-        </w:rPr>
-      </w:pPr>
-      <w:r>
-        <w:rPr>
-          <w:rFonts w:ascii="Times New Roman" w:hAnsi="Times New Roman" w:cs="Times New Roman"/>
-        </w:rPr>
-        <w:t>SSM Parameters</w:t>
-      </w:r>
-    </w:p>
-    <w:p>
-      <w:pPr>
-        <w:numPr>
-          <w:ilvl w:val="0"/>
-          <w:numId w:val="9"/>
-        </w:numPr>
-        <w:rPr>
-          <w:rFonts w:ascii="Times New Roman" w:hAnsi="Times New Roman" w:cs="Times New Roman"/>
-        </w:rPr>
-      </w:pPr>
-      <w:r>
-        <w:rPr>
-          <w:rFonts w:ascii="Times New Roman" w:hAnsi="Times New Roman" w:cs="Times New Roman"/>
-        </w:rPr>
-        <w:t>SSM Associations</w:t>
-      </w:r>
-    </w:p>
-    <w:p>
-      <w:pPr>
-        <w:numPr>
-          <w:ilvl w:val="0"/>
-          <w:numId w:val="9"/>
-        </w:numPr>
-        <w:rPr>
-          <w:rFonts w:ascii="Times New Roman" w:hAnsi="Times New Roman" w:cs="Times New Roman"/>
-        </w:rPr>
-      </w:pPr>
-      <w:r>
-        <w:rPr>
-          <w:rFonts w:ascii="Times New Roman" w:hAnsi="Times New Roman" w:cs="Times New Roman"/>
-        </w:rPr>
-        <w:t>OAM Links</w:t>
-      </w:r>
+        <w:t>Constraints / Deliberate Exclusions</w:t>
+      </w:r>
+    </w:p>
+    <w:p>
+      <w:pPr>
+        <w:pStyle w:val="ListParagraph"/>
+        <w:numPr>
+          <w:ilvl w:val="0"/>
+          <w:numId w:val="39"/>
+        </w:numPr>
+        <w:rPr>
+          <w:rFonts w:ascii="Times New Roman" w:hAnsi="Times New Roman" w:cs="Times New Roman"/>
+        </w:rPr>
+      </w:pPr>
+      <w:r>
+        <w:rPr>
+          <w:rFonts w:ascii="Times New Roman" w:hAnsi="Times New Roman" w:cs="Times New Roman"/>
+        </w:rPr>
+        <w:t>No Lambda-based monitoring logic.</w:t>
+      </w:r>
+    </w:p>
+    <w:p>
+      <w:pPr>
+        <w:pStyle w:val="ListParagraph"/>
+        <w:numPr>
+          <w:ilvl w:val="0"/>
+          <w:numId w:val="39"/>
+        </w:numPr>
+        <w:rPr>
+          <w:rFonts w:ascii="Times New Roman" w:hAnsi="Times New Roman" w:cs="Times New Roman"/>
+        </w:rPr>
+      </w:pPr>
+      <w:r>
+        <w:rPr>
+          <w:rFonts w:ascii="Times New Roman" w:hAnsi="Times New Roman" w:cs="Times New Roman"/>
+        </w:rPr>
+        <w:t>No SNS, Slack or PagerDuty integration in the final minimal implementation.</w:t>
+      </w:r>
+    </w:p>
+    <w:p>
+      <w:pPr>
+        <w:pStyle w:val="ListParagraph"/>
+        <w:numPr>
+          <w:ilvl w:val="0"/>
+          <w:numId w:val="39"/>
+        </w:numPr>
+        <w:rPr>
+          <w:rFonts w:ascii="Times New Roman" w:hAnsi="Times New Roman" w:cs="Times New Roman"/>
+        </w:rPr>
+      </w:pPr>
+      <w:r>
+        <w:rPr>
+          <w:rFonts w:ascii="Times New Roman" w:hAnsi="Times New Roman" w:cs="Times New Roman"/>
+        </w:rPr>
+        <w:t>No custom monitoring database or monitoring server.</w:t>
+      </w:r>
+    </w:p>
+    <w:p>
+      <w:pPr>
+        <w:pStyle w:val="ListParagraph"/>
+        <w:numPr>
+          <w:ilvl w:val="0"/>
+          <w:numId w:val="39"/>
+        </w:numPr>
+        <w:rPr>
+          <w:rFonts w:ascii="Times New Roman" w:hAnsi="Times New Roman" w:cs="Times New Roman"/>
+        </w:rPr>
+      </w:pPr>
+      <w:r>
+        <w:rPr>
+          <w:rFonts w:ascii="Times New Roman" w:hAnsi="Times New Roman" w:cs="Times New Roman"/>
+        </w:rPr>
+        <w:t>No custom metric aggregation service.</w:t>
+      </w:r>
+    </w:p>
+    <w:p>
+      <w:pPr>
+        <w:pStyle w:val="ListParagraph"/>
+        <w:numPr>
+          <w:ilvl w:val="0"/>
+          <w:numId w:val="39"/>
+        </w:numPr>
+        <w:rPr>
+          <w:rFonts w:ascii="Times New Roman" w:hAnsi="Times New Roman" w:cs="Times New Roman"/>
+        </w:rPr>
+      </w:pPr>
+      <w:r>
+        <w:rPr>
+          <w:rFonts w:ascii="Times New Roman" w:hAnsi="Times New Roman" w:cs="Times New Roman"/>
+        </w:rPr>
+        <w:t>No SSH key-management or bastion infrastructure.</w:t>
+      </w:r>
+    </w:p>
+    <w:p>
+      <w:pPr>
+        <w:rPr>
+          <w:rFonts w:ascii="Times New Roman" w:hAnsi="Times New Roman" w:cs="Times New Roman"/>
+        </w:rPr>
+      </w:pPr>
     </w:p>
     <w:p>
       <w:pPr>
@@ -1446,67 +1453,131 @@
           <w:b/>
           <w:bCs/>
         </w:rPr>
-        <w:t>Monitoring Layer</w:t>
-      </w:r>
-    </w:p>
-    <w:p>
-      <w:pPr>
-        <w:rPr>
-          <w:rFonts w:ascii="Times New Roman" w:hAnsi="Times New Roman" w:cs="Times New Roman"/>
-        </w:rPr>
-      </w:pPr>
-      <w:r>
-        <w:rPr>
-          <w:rFonts w:ascii="Times New Roman" w:hAnsi="Times New Roman" w:cs="Times New Roman"/>
-        </w:rPr>
-        <w:t>EC2 instances publish metrics using:</w:t>
-      </w:r>
-    </w:p>
-    <w:p>
-      <w:pPr>
-        <w:numPr>
-          <w:ilvl w:val="0"/>
-          <w:numId w:val="10"/>
-        </w:numPr>
-        <w:rPr>
-          <w:rFonts w:ascii="Times New Roman" w:hAnsi="Times New Roman" w:cs="Times New Roman"/>
-        </w:rPr>
-      </w:pPr>
-      <w:r>
-        <w:rPr>
-          <w:rFonts w:ascii="Times New Roman" w:hAnsi="Times New Roman" w:cs="Times New Roman"/>
-        </w:rPr>
-        <w:t>SSM Agent</w:t>
-      </w:r>
-    </w:p>
-    <w:p>
-      <w:pPr>
-        <w:numPr>
-          <w:ilvl w:val="0"/>
-          <w:numId w:val="10"/>
-        </w:numPr>
-        <w:rPr>
-          <w:rFonts w:ascii="Times New Roman" w:hAnsi="Times New Roman" w:cs="Times New Roman"/>
-        </w:rPr>
-      </w:pPr>
-      <w:r>
-        <w:rPr>
-          <w:rFonts w:ascii="Times New Roman" w:hAnsi="Times New Roman" w:cs="Times New Roman"/>
-        </w:rPr>
-        <w:t>CloudWatch Agent</w:t>
-      </w:r>
-    </w:p>
-    <w:p>
-      <w:pPr>
-        <w:rPr>
-          <w:rFonts w:ascii="Times New Roman" w:hAnsi="Times New Roman" w:cs="Times New Roman"/>
-        </w:rPr>
-      </w:pPr>
-      <w:r>
-        <w:rPr>
-          <w:rFonts w:ascii="Times New Roman" w:hAnsi="Times New Roman" w:cs="Times New Roman"/>
-        </w:rPr>
-        <w:t>Disk utilization metrics are collected every 5 minutes.</w:t>
+        <w:t>Deployment layer</w:t>
+      </w:r>
+    </w:p>
+    <w:p>
+      <w:pPr>
+        <w:rPr>
+          <w:rFonts w:ascii="Times New Roman" w:hAnsi="Times New Roman" w:cs="Times New Roman"/>
+        </w:rPr>
+      </w:pPr>
+      <w:r>
+        <w:rPr>
+          <w:rFonts w:ascii="Times New Roman" w:hAnsi="Times New Roman" w:cs="Times New Roman"/>
+        </w:rPr>
+        <w:t>AWS Organizations serves as the governance boundary.</w:t>
+      </w:r>
+    </w:p>
+    <w:p>
+      <w:pPr>
+        <w:rPr>
+          <w:rFonts w:ascii="Times New Roman" w:hAnsi="Times New Roman" w:cs="Times New Roman"/>
+        </w:rPr>
+      </w:pPr>
+      <w:r>
+        <w:rPr>
+          <w:rFonts w:ascii="Times New Roman" w:hAnsi="Times New Roman" w:cs="Times New Roman"/>
+        </w:rPr>
+        <w:t>CloudFormation StackSets deploy standard monitoring resources into every AWS account automatically.</w:t>
+      </w:r>
+    </w:p>
+    <w:p>
+      <w:pPr>
+        <w:rPr>
+          <w:rFonts w:ascii="Times New Roman" w:hAnsi="Times New Roman" w:cs="Times New Roman"/>
+        </w:rPr>
+      </w:pPr>
+      <w:r>
+        <w:rPr>
+          <w:rFonts w:ascii="Times New Roman" w:hAnsi="Times New Roman" w:cs="Times New Roman"/>
+        </w:rPr>
+        <w:t>Resources deployed include:</w:t>
+      </w:r>
+    </w:p>
+    <w:p>
+      <w:pPr>
+        <w:numPr>
+          <w:ilvl w:val="0"/>
+          <w:numId w:val="9"/>
+        </w:numPr>
+        <w:rPr>
+          <w:rFonts w:ascii="Times New Roman" w:hAnsi="Times New Roman" w:cs="Times New Roman"/>
+        </w:rPr>
+      </w:pPr>
+      <w:r>
+        <w:rPr>
+          <w:rFonts w:ascii="Times New Roman" w:hAnsi="Times New Roman" w:cs="Times New Roman"/>
+        </w:rPr>
+        <w:t>IAM Roles</w:t>
+      </w:r>
+    </w:p>
+    <w:p>
+      <w:pPr>
+        <w:numPr>
+          <w:ilvl w:val="0"/>
+          <w:numId w:val="9"/>
+        </w:numPr>
+        <w:rPr>
+          <w:rFonts w:ascii="Times New Roman" w:hAnsi="Times New Roman" w:cs="Times New Roman"/>
+        </w:rPr>
+      </w:pPr>
+      <w:r>
+        <w:rPr>
+          <w:rFonts w:ascii="Times New Roman" w:hAnsi="Times New Roman" w:cs="Times New Roman"/>
+        </w:rPr>
+        <w:t>Instance Profiles</w:t>
+      </w:r>
+    </w:p>
+    <w:p>
+      <w:pPr>
+        <w:numPr>
+          <w:ilvl w:val="0"/>
+          <w:numId w:val="9"/>
+        </w:numPr>
+        <w:rPr>
+          <w:rFonts w:ascii="Times New Roman" w:hAnsi="Times New Roman" w:cs="Times New Roman"/>
+        </w:rPr>
+      </w:pPr>
+      <w:r>
+        <w:rPr>
+          <w:rFonts w:ascii="Times New Roman" w:hAnsi="Times New Roman" w:cs="Times New Roman"/>
+        </w:rPr>
+        <w:t>SSM Parameters</w:t>
+      </w:r>
+    </w:p>
+    <w:p>
+      <w:pPr>
+        <w:numPr>
+          <w:ilvl w:val="0"/>
+          <w:numId w:val="9"/>
+        </w:numPr>
+        <w:rPr>
+          <w:rFonts w:ascii="Times New Roman" w:hAnsi="Times New Roman" w:cs="Times New Roman"/>
+        </w:rPr>
+      </w:pPr>
+      <w:r>
+        <w:rPr>
+          <w:rFonts w:ascii="Times New Roman" w:hAnsi="Times New Roman" w:cs="Times New Roman"/>
+        </w:rPr>
+        <w:t>SSM Associations</w:t>
+      </w:r>
+    </w:p>
+    <w:p>
+      <w:pPr>
+        <w:numPr>
+          <w:ilvl w:val="0"/>
+          <w:numId w:val="9"/>
+        </w:numPr>
+        <w:rPr>
+          <w:rFonts w:ascii="Times New Roman" w:hAnsi="Times New Roman" w:cs="Times New Roman"/>
+        </w:rPr>
+      </w:pPr>
+      <w:r>
+        <w:rPr>
+          <w:rFonts w:ascii="Times New Roman" w:hAnsi="Times New Roman" w:cs="Times New Roman"/>
+        </w:rPr>
+        <w:t>OAM Links</w:t>
       </w:r>
     </w:p>
     <w:p>
@@ -1523,68 +1594,68 @@
           <w:b/>
           <w:bCs/>
         </w:rPr>
-        <w:t>Aggregation Layer</w:t>
-      </w:r>
-    </w:p>
-    <w:p>
-      <w:pPr>
-        <w:rPr>
-          <w:rFonts w:ascii="Times New Roman" w:hAnsi="Times New Roman" w:cs="Times New Roman"/>
-        </w:rPr>
-      </w:pPr>
-      <w:r>
-        <w:rPr>
-          <w:rFonts w:ascii="Times New Roman" w:hAnsi="Times New Roman" w:cs="Times New Roman"/>
-        </w:rPr>
-        <w:t xml:space="preserve">Metrics are shared </w:t>
-      </w:r>
-      <w:proofErr w:type="gramStart"/>
-      <w:r>
-        <w:rPr>
-          <w:rFonts w:ascii="Times New Roman" w:hAnsi="Times New Roman" w:cs="Times New Roman"/>
-        </w:rPr>
-        <w:t>to</w:t>
-      </w:r>
-      <w:proofErr w:type="gramEnd"/>
-      <w:r>
-        <w:rPr>
-          <w:rFonts w:ascii="Times New Roman" w:hAnsi="Times New Roman" w:cs="Times New Roman"/>
-        </w:rPr>
-        <w:t xml:space="preserve"> the Central Monitoring Account using:</w:t>
-      </w:r>
-    </w:p>
-    <w:p>
-      <w:pPr>
-        <w:numPr>
-          <w:ilvl w:val="0"/>
-          <w:numId w:val="11"/>
-        </w:numPr>
-        <w:rPr>
-          <w:rFonts w:ascii="Times New Roman" w:hAnsi="Times New Roman" w:cs="Times New Roman"/>
-        </w:rPr>
-      </w:pPr>
-      <w:r>
-        <w:rPr>
-          <w:rFonts w:ascii="Times New Roman" w:hAnsi="Times New Roman" w:cs="Times New Roman"/>
-        </w:rPr>
-        <w:t>CloudWatch OAM Link</w:t>
-      </w:r>
-    </w:p>
-    <w:p>
-      <w:pPr>
-        <w:numPr>
-          <w:ilvl w:val="0"/>
-          <w:numId w:val="11"/>
-        </w:numPr>
-        <w:rPr>
-          <w:rFonts w:ascii="Times New Roman" w:hAnsi="Times New Roman" w:cs="Times New Roman"/>
-        </w:rPr>
-      </w:pPr>
-      <w:r>
-        <w:rPr>
-          <w:rFonts w:ascii="Times New Roman" w:hAnsi="Times New Roman" w:cs="Times New Roman"/>
-        </w:rPr>
-        <w:t>CloudWatch OAM Sink</w:t>
+        <w:lastRenderedPageBreak/>
+        <w:t>Monitoring Layer</w:t>
+      </w:r>
+    </w:p>
+    <w:p>
+      <w:pPr>
+        <w:rPr>
+          <w:rFonts w:ascii="Times New Roman" w:hAnsi="Times New Roman" w:cs="Times New Roman"/>
+        </w:rPr>
+      </w:pPr>
+      <w:r>
+        <w:rPr>
+          <w:rFonts w:ascii="Times New Roman" w:hAnsi="Times New Roman" w:cs="Times New Roman"/>
+        </w:rPr>
+        <w:t>EC2 instances publish metrics using:</w:t>
+      </w:r>
+    </w:p>
+    <w:p>
+      <w:pPr>
+        <w:numPr>
+          <w:ilvl w:val="0"/>
+          <w:numId w:val="10"/>
+        </w:numPr>
+        <w:rPr>
+          <w:rFonts w:ascii="Times New Roman" w:hAnsi="Times New Roman" w:cs="Times New Roman"/>
+        </w:rPr>
+      </w:pPr>
+      <w:r>
+        <w:rPr>
+          <w:rFonts w:ascii="Times New Roman" w:hAnsi="Times New Roman" w:cs="Times New Roman"/>
+        </w:rPr>
+        <w:t>SSM Agent</w:t>
+      </w:r>
+    </w:p>
+    <w:p>
+      <w:pPr>
+        <w:numPr>
+          <w:ilvl w:val="0"/>
+          <w:numId w:val="10"/>
+        </w:numPr>
+        <w:rPr>
+          <w:rFonts w:ascii="Times New Roman" w:hAnsi="Times New Roman" w:cs="Times New Roman"/>
+        </w:rPr>
+      </w:pPr>
+      <w:r>
+        <w:rPr>
+          <w:rFonts w:ascii="Times New Roman" w:hAnsi="Times New Roman" w:cs="Times New Roman"/>
+        </w:rPr>
+        <w:t>CloudWatch Agent</w:t>
+      </w:r>
+    </w:p>
+    <w:p>
+      <w:pPr>
+        <w:rPr>
+          <w:rFonts w:ascii="Times New Roman" w:hAnsi="Times New Roman" w:cs="Times New Roman"/>
+        </w:rPr>
+      </w:pPr>
+      <w:r>
+        <w:rPr>
+          <w:rFonts w:ascii="Times New Roman" w:hAnsi="Times New Roman" w:cs="Times New Roman"/>
+        </w:rPr>
+        <w:t>Disk utilization metrics are collected every 5 minutes.</w:t>
       </w:r>
     </w:p>
     <w:p>
@@ -1601,62 +1672,55 @@
           <w:b/>
           <w:bCs/>
         </w:rPr>
-        <w:t>Operational Layer</w:t>
-      </w:r>
-    </w:p>
-    <w:p>
-      <w:pPr>
-        <w:rPr>
-          <w:rFonts w:ascii="Times New Roman" w:hAnsi="Times New Roman" w:cs="Times New Roman"/>
-        </w:rPr>
-      </w:pPr>
-      <w:r>
-        <w:rPr>
-          <w:rFonts w:ascii="Times New Roman" w:hAnsi="Times New Roman" w:cs="Times New Roman"/>
-        </w:rPr>
-        <w:t>Ansible provides:</w:t>
-      </w:r>
-    </w:p>
-    <w:p>
-      <w:pPr>
-        <w:numPr>
-          <w:ilvl w:val="0"/>
-          <w:numId w:val="12"/>
-        </w:numPr>
-        <w:rPr>
-          <w:rFonts w:ascii="Times New Roman" w:hAnsi="Times New Roman" w:cs="Times New Roman"/>
-        </w:rPr>
-      </w:pPr>
-      <w:r>
-        <w:rPr>
-          <w:rFonts w:ascii="Times New Roman" w:hAnsi="Times New Roman" w:cs="Times New Roman"/>
-        </w:rPr>
-        <w:t>Legacy SSM Agent bootstrap</w:t>
-      </w:r>
-    </w:p>
-    <w:p>
-      <w:pPr>
-        <w:numPr>
-          <w:ilvl w:val="0"/>
-          <w:numId w:val="12"/>
-        </w:numPr>
-        <w:rPr>
-          <w:rFonts w:ascii="Times New Roman" w:hAnsi="Times New Roman" w:cs="Times New Roman"/>
-        </w:rPr>
-      </w:pPr>
-      <w:r>
-        <w:rPr>
-          <w:rFonts w:ascii="Times New Roman" w:hAnsi="Times New Roman" w:cs="Times New Roman"/>
-        </w:rPr>
-        <w:t>On-demand auditing</w:t>
-      </w:r>
-    </w:p>
-    <w:p>
-      <w:pPr>
-        <w:rPr>
-          <w:rFonts w:ascii="Times New Roman" w:hAnsi="Times New Roman" w:cs="Times New Roman"/>
-        </w:rPr>
-      </w:pPr>
+        <w:t>Aggregation Layer</w:t>
+      </w:r>
+    </w:p>
+    <w:p>
+      <w:pPr>
+        <w:rPr>
+          <w:rFonts w:ascii="Times New Roman" w:hAnsi="Times New Roman" w:cs="Times New Roman"/>
+        </w:rPr>
+      </w:pPr>
+      <w:r>
+        <w:rPr>
+          <w:rFonts w:ascii="Times New Roman" w:hAnsi="Times New Roman" w:cs="Times New Roman"/>
+        </w:rPr>
+        <w:t>Metrics are shared to the Central Monitoring Account using:</w:t>
+      </w:r>
+    </w:p>
+    <w:p>
+      <w:pPr>
+        <w:numPr>
+          <w:ilvl w:val="0"/>
+          <w:numId w:val="11"/>
+        </w:numPr>
+        <w:rPr>
+          <w:rFonts w:ascii="Times New Roman" w:hAnsi="Times New Roman" w:cs="Times New Roman"/>
+        </w:rPr>
+      </w:pPr>
+      <w:r>
+        <w:rPr>
+          <w:rFonts w:ascii="Times New Roman" w:hAnsi="Times New Roman" w:cs="Times New Roman"/>
+        </w:rPr>
+        <w:t>CloudWatch OAM Link</w:t>
+      </w:r>
+    </w:p>
+    <w:p>
+      <w:pPr>
+        <w:numPr>
+          <w:ilvl w:val="0"/>
+          <w:numId w:val="11"/>
+        </w:numPr>
+        <w:rPr>
+          <w:rFonts w:ascii="Times New Roman" w:hAnsi="Times New Roman" w:cs="Times New Roman"/>
+        </w:rPr>
+      </w:pPr>
+      <w:r>
+        <w:rPr>
+          <w:rFonts w:ascii="Times New Roman" w:hAnsi="Times New Roman" w:cs="Times New Roman"/>
+        </w:rPr>
+        <w:t>CloudWatch OAM Sink</w:t>
+      </w:r>
     </w:p>
     <w:p>
       <w:pPr>
@@ -1672,8 +1736,167 @@
           <w:b/>
           <w:bCs/>
         </w:rPr>
-        <w:t>Key Design Decisions</w:t>
-      </w:r>
+        <w:t>Operational Layer</w:t>
+      </w:r>
+    </w:p>
+    <w:p>
+      <w:pPr>
+        <w:spacing w:after="200" w:line="276" w:lineRule="auto"/>
+        <w:rPr>
+          <w:rFonts w:ascii="Times New Roman" w:eastAsia="MS Mincho" w:hAnsi="Times New Roman" w:cs="Times New Roman"/>
+          <w:kern w:val="0"/>
+          <w:sz w:val="21"/>
+          <w:szCs w:val="22"/>
+          <w14:ligatures w14:val="none"/>
+        </w:rPr>
+      </w:pPr>
+      <w:r>
+        <w:rPr>
+          <w:rFonts w:ascii="Times New Roman" w:eastAsia="MS Mincho" w:hAnsi="Times New Roman" w:cs="Times New Roman"/>
+          <w:kern w:val="0"/>
+          <w:sz w:val="21"/>
+          <w:szCs w:val="22"/>
+          <w14:ligatures w14:val="none"/>
+        </w:rPr>
+        <w:t>Ansible is not used as the continuous monitoring engine. It complements the AWS-native monitoring path with on-demand operational checks.</w:t>
+      </w:r>
+    </w:p>
+    <w:p>
+      <w:pPr>
+        <w:numPr>
+          <w:ilvl w:val="0"/>
+          <w:numId w:val="38"/>
+        </w:numPr>
+        <w:spacing w:after="200" w:line="276" w:lineRule="auto"/>
+        <w:contextualSpacing/>
+        <w:rPr>
+          <w:rFonts w:ascii="Times New Roman" w:eastAsia="MS Mincho" w:hAnsi="Times New Roman" w:cs="Times New Roman"/>
+          <w:kern w:val="0"/>
+          <w:sz w:val="21"/>
+          <w:szCs w:val="22"/>
+          <w14:ligatures w14:val="none"/>
+        </w:rPr>
+      </w:pPr>
+      <w:r>
+        <w:rPr>
+          <w:rFonts w:ascii="Times New Roman" w:eastAsia="MS Mincho" w:hAnsi="Times New Roman" w:cs="Times New Roman"/>
+          <w:kern w:val="0"/>
+          <w:sz w:val="21"/>
+          <w:szCs w:val="22"/>
+          <w14:ligatures w14:val="none"/>
+        </w:rPr>
+        <w:t>Ad-hoc disk audit using df -hT.</w:t>
+      </w:r>
+    </w:p>
+    <w:p>
+      <w:pPr>
+        <w:numPr>
+          <w:ilvl w:val="0"/>
+          <w:numId w:val="38"/>
+        </w:numPr>
+        <w:spacing w:after="200" w:line="276" w:lineRule="auto"/>
+        <w:contextualSpacing/>
+        <w:rPr>
+          <w:rFonts w:ascii="Times New Roman" w:eastAsia="MS Mincho" w:hAnsi="Times New Roman" w:cs="Times New Roman"/>
+          <w:kern w:val="0"/>
+          <w:sz w:val="21"/>
+          <w:szCs w:val="22"/>
+          <w14:ligatures w14:val="none"/>
+        </w:rPr>
+      </w:pPr>
+      <w:r>
+        <w:rPr>
+          <w:rFonts w:ascii="Times New Roman" w:eastAsia="MS Mincho" w:hAnsi="Times New Roman" w:cs="Times New Roman"/>
+          <w:kern w:val="0"/>
+          <w:sz w:val="21"/>
+          <w:szCs w:val="22"/>
+          <w14:ligatures w14:val="none"/>
+        </w:rPr>
+        <w:t>Validation that the SSM Agent service is active.</w:t>
+      </w:r>
+    </w:p>
+    <w:p>
+      <w:pPr>
+        <w:numPr>
+          <w:ilvl w:val="0"/>
+          <w:numId w:val="38"/>
+        </w:numPr>
+        <w:spacing w:after="200" w:line="276" w:lineRule="auto"/>
+        <w:contextualSpacing/>
+        <w:rPr>
+          <w:rFonts w:ascii="Times New Roman" w:eastAsia="MS Mincho" w:hAnsi="Times New Roman" w:cs="Times New Roman"/>
+          <w:kern w:val="0"/>
+          <w:sz w:val="21"/>
+          <w:szCs w:val="22"/>
+          <w14:ligatures w14:val="none"/>
+        </w:rPr>
+      </w:pPr>
+      <w:r>
+        <w:rPr>
+          <w:rFonts w:ascii="Times New Roman" w:eastAsia="MS Mincho" w:hAnsi="Times New Roman" w:cs="Times New Roman"/>
+          <w:kern w:val="0"/>
+          <w:sz w:val="21"/>
+          <w:szCs w:val="22"/>
+          <w14:ligatures w14:val="none"/>
+        </w:rPr>
+        <w:t>Validation that the CloudWatch Agent service is active.</w:t>
+      </w:r>
+    </w:p>
+    <w:p>
+      <w:pPr>
+        <w:numPr>
+          <w:ilvl w:val="0"/>
+          <w:numId w:val="38"/>
+        </w:numPr>
+        <w:spacing w:after="200" w:line="276" w:lineRule="auto"/>
+        <w:contextualSpacing/>
+        <w:rPr>
+          <w:rFonts w:ascii="Times New Roman" w:eastAsia="MS Mincho" w:hAnsi="Times New Roman" w:cs="Times New Roman"/>
+          <w:kern w:val="0"/>
+          <w:sz w:val="21"/>
+          <w:szCs w:val="22"/>
+          <w14:ligatures w14:val="none"/>
+        </w:rPr>
+      </w:pPr>
+      <w:r>
+        <w:rPr>
+          <w:rFonts w:ascii="Times New Roman" w:eastAsia="MS Mincho" w:hAnsi="Times New Roman" w:cs="Times New Roman"/>
+          <w:kern w:val="0"/>
+          <w:sz w:val="21"/>
+          <w:szCs w:val="22"/>
+          <w14:ligatures w14:val="none"/>
+        </w:rPr>
+        <w:t>Controlled SSM Agent bootstrap on legacy/non-standard hosts where required.</w:t>
+      </w:r>
+    </w:p>
+    <w:p>
+      <w:pPr>
+        <w:spacing w:after="200" w:line="276" w:lineRule="auto"/>
+        <w:rPr>
+          <w:rFonts w:ascii="Times New Roman" w:eastAsia="MS Mincho" w:hAnsi="Times New Roman" w:cs="Times New Roman"/>
+          <w:kern w:val="0"/>
+          <w:sz w:val="21"/>
+          <w:szCs w:val="22"/>
+          <w14:ligatures w14:val="none"/>
+        </w:rPr>
+      </w:pPr>
+      <w:r>
+        <w:rPr>
+          <w:rFonts w:ascii="Times New Roman" w:eastAsia="MS Mincho" w:hAnsi="Times New Roman" w:cs="Times New Roman"/>
+          <w:kern w:val="0"/>
+          <w:sz w:val="21"/>
+          <w:szCs w:val="22"/>
+          <w14:ligatures w14:val="none"/>
+        </w:rPr>
+        <w:t>The enterprise Ansible platform is assumed to already have authorized cross-account management access to target member accounts. This is an enterprise prerequisite and is deliberately not represented as a new role in the monitoring/member CloudFormation stacks.</w:t>
+      </w:r>
+    </w:p>
+    <w:p>
+      <w:pPr>
+        <w:rPr>
+          <w:rFonts w:ascii="Times New Roman" w:hAnsi="Times New Roman" w:cs="Times New Roman"/>
+        </w:rPr>
+      </w:pPr>
     </w:p>
     <w:p>
       <w:pPr>
@@ -1689,93 +1912,45 @@
           <w:b/>
           <w:bCs/>
         </w:rPr>
-        <w:t xml:space="preserve">Decision 1: </w:t>
-      </w:r>
-      <w:r>
+        <w:t>Key Design Decisions</w:t>
+      </w:r>
+    </w:p>
+    <w:p>
+      <w:pPr>
         <w:rPr>
           <w:rFonts w:ascii="Times New Roman" w:hAnsi="Times New Roman" w:cs="Times New Roman"/>
           <w:b/>
           <w:bCs/>
         </w:rPr>
-        <w:t>Considered Option</w:t>
-      </w:r>
-    </w:p>
-    <w:p>
-      <w:pPr>
-        <w:rPr>
-          <w:rFonts w:ascii="Times New Roman" w:hAnsi="Times New Roman" w:cs="Times New Roman"/>
-        </w:rPr>
-      </w:pPr>
-      <w:r>
-        <w:rPr>
-          <w:rFonts w:ascii="Times New Roman" w:hAnsi="Times New Roman" w:cs="Times New Roman"/>
-        </w:rPr>
-        <w:t xml:space="preserve">Ansible periodically executes </w:t>
-      </w:r>
-      <w:proofErr w:type="spellStart"/>
-      <w:r>
-        <w:rPr>
-          <w:rFonts w:ascii="Times New Roman" w:hAnsi="Times New Roman" w:cs="Times New Roman"/>
-        </w:rPr>
-        <w:t>df</w:t>
-      </w:r>
-      <w:proofErr w:type="spellEnd"/>
-      <w:r>
-        <w:rPr>
-          <w:rFonts w:ascii="Times New Roman" w:hAnsi="Times New Roman" w:cs="Times New Roman"/>
-        </w:rPr>
-        <w:t xml:space="preserve"> -h on all servers and stores results centrally.</w:t>
-      </w:r>
-    </w:p>
-    <w:p>
-      <w:pPr>
+      </w:pPr>
+      <w:r>
         <w:rPr>
           <w:rFonts w:ascii="Times New Roman" w:hAnsi="Times New Roman" w:cs="Times New Roman"/>
           <w:b/>
           <w:bCs/>
         </w:rPr>
-      </w:pPr>
+        <w:t xml:space="preserve">Decision 1: </w:t>
+      </w:r>
       <w:r>
         <w:rPr>
           <w:rFonts w:ascii="Times New Roman" w:hAnsi="Times New Roman" w:cs="Times New Roman"/>
           <w:b/>
           <w:bCs/>
         </w:rPr>
-        <w:t>Challenges</w:t>
-      </w:r>
-    </w:p>
-    <w:p>
-      <w:pPr>
-        <w:numPr>
-          <w:ilvl w:val="0"/>
-          <w:numId w:val="13"/>
-        </w:numPr>
-        <w:rPr>
-          <w:rFonts w:ascii="Times New Roman" w:hAnsi="Times New Roman" w:cs="Times New Roman"/>
-        </w:rPr>
-      </w:pPr>
-      <w:r>
-        <w:rPr>
-          <w:rFonts w:ascii="Times New Roman" w:hAnsi="Times New Roman" w:cs="Times New Roman"/>
-        </w:rPr>
-        <w:t>Not real-time</w:t>
-      </w:r>
-    </w:p>
-    <w:p>
-      <w:pPr>
-        <w:numPr>
-          <w:ilvl w:val="0"/>
-          <w:numId w:val="13"/>
-        </w:numPr>
-        <w:rPr>
-          <w:rFonts w:ascii="Times New Roman" w:hAnsi="Times New Roman" w:cs="Times New Roman"/>
-        </w:rPr>
-      </w:pPr>
-      <w:r>
-        <w:rPr>
-          <w:rFonts w:ascii="Times New Roman" w:hAnsi="Times New Roman" w:cs="Times New Roman"/>
-        </w:rPr>
-        <w:t>Difficult alerting</w:t>
+        <w:t>Considered Option</w:t>
+      </w:r>
+    </w:p>
+    <w:p>
+      <w:pPr>
+        <w:rPr>
+          <w:rFonts w:ascii="Times New Roman" w:hAnsi="Times New Roman" w:cs="Times New Roman"/>
+        </w:rPr>
+      </w:pPr>
+      <w:r>
+        <w:rPr>
+          <w:rFonts w:ascii="Times New Roman" w:hAnsi="Times New Roman" w:cs="Times New Roman"/>
+        </w:rPr>
+        <w:t>Ansible periodically executes df -h on all servers and stores results centrally.</w:t>
       </w:r>
     </w:p>
     <w:p>
@@ -1792,21 +1967,41 @@
           <w:b/>
           <w:bCs/>
         </w:rPr>
-        <w:t>Selected Option</w:t>
-      </w:r>
-    </w:p>
-    <w:p>
-      <w:pPr>
-        <w:rPr>
-          <w:rFonts w:ascii="Times New Roman" w:hAnsi="Times New Roman" w:cs="Times New Roman"/>
-        </w:rPr>
-      </w:pPr>
-      <w:r>
-        <w:rPr>
-          <w:rFonts w:ascii="Times New Roman" w:hAnsi="Times New Roman" w:cs="Times New Roman"/>
-        </w:rPr>
-        <w:lastRenderedPageBreak/>
-        <w:t>Use CloudWatch Agent.</w:t>
+        <w:t>Challenges</w:t>
+      </w:r>
+    </w:p>
+    <w:p>
+      <w:pPr>
+        <w:numPr>
+          <w:ilvl w:val="0"/>
+          <w:numId w:val="13"/>
+        </w:numPr>
+        <w:rPr>
+          <w:rFonts w:ascii="Times New Roman" w:hAnsi="Times New Roman" w:cs="Times New Roman"/>
+        </w:rPr>
+      </w:pPr>
+      <w:r>
+        <w:rPr>
+          <w:rFonts w:ascii="Times New Roman" w:hAnsi="Times New Roman" w:cs="Times New Roman"/>
+        </w:rPr>
+        <w:t>Not real-time</w:t>
+      </w:r>
+    </w:p>
+    <w:p>
+      <w:pPr>
+        <w:numPr>
+          <w:ilvl w:val="0"/>
+          <w:numId w:val="13"/>
+        </w:numPr>
+        <w:rPr>
+          <w:rFonts w:ascii="Times New Roman" w:hAnsi="Times New Roman" w:cs="Times New Roman"/>
+        </w:rPr>
+      </w:pPr>
+      <w:r>
+        <w:rPr>
+          <w:rFonts w:ascii="Times New Roman" w:hAnsi="Times New Roman" w:cs="Times New Roman"/>
+        </w:rPr>
+        <w:t>Difficult alerting</w:t>
       </w:r>
     </w:p>
     <w:p>
@@ -1823,75 +2018,20 @@
           <w:b/>
           <w:bCs/>
         </w:rPr>
-        <w:t>Benefits</w:t>
-      </w:r>
-    </w:p>
-    <w:p>
-      <w:pPr>
-        <w:numPr>
-          <w:ilvl w:val="0"/>
-          <w:numId w:val="14"/>
-        </w:numPr>
-        <w:rPr>
-          <w:rFonts w:ascii="Times New Roman" w:hAnsi="Times New Roman" w:cs="Times New Roman"/>
-        </w:rPr>
-      </w:pPr>
-      <w:r>
-        <w:rPr>
-          <w:rFonts w:ascii="Times New Roman" w:hAnsi="Times New Roman" w:cs="Times New Roman"/>
-        </w:rPr>
-        <w:t>Continuous monitoring</w:t>
-      </w:r>
-    </w:p>
-    <w:p>
-      <w:pPr>
-        <w:numPr>
-          <w:ilvl w:val="0"/>
-          <w:numId w:val="14"/>
-        </w:numPr>
-        <w:rPr>
-          <w:rFonts w:ascii="Times New Roman" w:hAnsi="Times New Roman" w:cs="Times New Roman"/>
-        </w:rPr>
-      </w:pPr>
-      <w:r>
-        <w:rPr>
-          <w:rFonts w:ascii="Times New Roman" w:hAnsi="Times New Roman" w:cs="Times New Roman"/>
-        </w:rPr>
-        <w:t>Native dashboards</w:t>
-      </w:r>
-    </w:p>
-    <w:p>
-      <w:pPr>
-        <w:numPr>
-          <w:ilvl w:val="0"/>
-          <w:numId w:val="14"/>
-        </w:numPr>
-        <w:rPr>
-          <w:rFonts w:ascii="Times New Roman" w:hAnsi="Times New Roman" w:cs="Times New Roman"/>
-        </w:rPr>
-      </w:pPr>
-      <w:r>
-        <w:rPr>
-          <w:rFonts w:ascii="Times New Roman" w:hAnsi="Times New Roman" w:cs="Times New Roman"/>
-        </w:rPr>
-        <w:t>Native alarms</w:t>
-      </w:r>
-    </w:p>
-    <w:p>
-      <w:pPr>
-        <w:numPr>
-          <w:ilvl w:val="0"/>
-          <w:numId w:val="14"/>
-        </w:numPr>
-        <w:rPr>
-          <w:rFonts w:ascii="Times New Roman" w:hAnsi="Times New Roman" w:cs="Times New Roman"/>
-        </w:rPr>
-      </w:pPr>
-      <w:r>
-        <w:rPr>
-          <w:rFonts w:ascii="Times New Roman" w:hAnsi="Times New Roman" w:cs="Times New Roman"/>
-        </w:rPr>
-        <w:t>Scalable architecture</w:t>
+        <w:t>Selected Option</w:t>
+      </w:r>
+    </w:p>
+    <w:p>
+      <w:pPr>
+        <w:rPr>
+          <w:rFonts w:ascii="Times New Roman" w:hAnsi="Times New Roman" w:cs="Times New Roman"/>
+        </w:rPr>
+      </w:pPr>
+      <w:r>
+        <w:rPr>
+          <w:rFonts w:ascii="Times New Roman" w:hAnsi="Times New Roman" w:cs="Times New Roman"/>
+        </w:rPr>
+        <w:t>Use CloudWatch Agent.</w:t>
       </w:r>
     </w:p>
     <w:p>
@@ -1908,7 +2048,76 @@
           <w:b/>
           <w:bCs/>
         </w:rPr>
-        <w:t>Decision 2: Use Systems Manager Instead of SSH</w:t>
+        <w:t>Benefits</w:t>
+      </w:r>
+    </w:p>
+    <w:p>
+      <w:pPr>
+        <w:numPr>
+          <w:ilvl w:val="0"/>
+          <w:numId w:val="14"/>
+        </w:numPr>
+        <w:rPr>
+          <w:rFonts w:ascii="Times New Roman" w:hAnsi="Times New Roman" w:cs="Times New Roman"/>
+        </w:rPr>
+      </w:pPr>
+      <w:r>
+        <w:rPr>
+          <w:rFonts w:ascii="Times New Roman" w:hAnsi="Times New Roman" w:cs="Times New Roman"/>
+        </w:rPr>
+        <w:t>Continuous monitoring</w:t>
+      </w:r>
+    </w:p>
+    <w:p>
+      <w:pPr>
+        <w:numPr>
+          <w:ilvl w:val="0"/>
+          <w:numId w:val="14"/>
+        </w:numPr>
+        <w:rPr>
+          <w:rFonts w:ascii="Times New Roman" w:hAnsi="Times New Roman" w:cs="Times New Roman"/>
+        </w:rPr>
+      </w:pPr>
+      <w:r>
+        <w:rPr>
+          <w:rFonts w:ascii="Times New Roman" w:hAnsi="Times New Roman" w:cs="Times New Roman"/>
+        </w:rPr>
+        <w:lastRenderedPageBreak/>
+        <w:t>Native dashboards</w:t>
+      </w:r>
+    </w:p>
+    <w:p>
+      <w:pPr>
+        <w:numPr>
+          <w:ilvl w:val="0"/>
+          <w:numId w:val="14"/>
+        </w:numPr>
+        <w:rPr>
+          <w:rFonts w:ascii="Times New Roman" w:hAnsi="Times New Roman" w:cs="Times New Roman"/>
+        </w:rPr>
+      </w:pPr>
+      <w:r>
+        <w:rPr>
+          <w:rFonts w:ascii="Times New Roman" w:hAnsi="Times New Roman" w:cs="Times New Roman"/>
+        </w:rPr>
+        <w:t>Native alarms</w:t>
+      </w:r>
+    </w:p>
+    <w:p>
+      <w:pPr>
+        <w:numPr>
+          <w:ilvl w:val="0"/>
+          <w:numId w:val="14"/>
+        </w:numPr>
+        <w:rPr>
+          <w:rFonts w:ascii="Times New Roman" w:hAnsi="Times New Roman" w:cs="Times New Roman"/>
+        </w:rPr>
+      </w:pPr>
+      <w:r>
+        <w:rPr>
+          <w:rFonts w:ascii="Times New Roman" w:hAnsi="Times New Roman" w:cs="Times New Roman"/>
+        </w:rPr>
+        <w:t>Scalable architecture</w:t>
       </w:r>
     </w:p>
     <w:p>
@@ -1925,58 +2134,7 @@
           <w:b/>
           <w:bCs/>
         </w:rPr>
-        <w:t>Challenges with SSH</w:t>
-      </w:r>
-    </w:p>
-    <w:p>
-      <w:pPr>
-        <w:numPr>
-          <w:ilvl w:val="0"/>
-          <w:numId w:val="15"/>
-        </w:numPr>
-        <w:rPr>
-          <w:rFonts w:ascii="Times New Roman" w:hAnsi="Times New Roman" w:cs="Times New Roman"/>
-        </w:rPr>
-      </w:pPr>
-      <w:r>
-        <w:rPr>
-          <w:rFonts w:ascii="Times New Roman" w:hAnsi="Times New Roman" w:cs="Times New Roman"/>
-        </w:rPr>
-        <w:t>Key management</w:t>
-      </w:r>
-    </w:p>
-    <w:p>
-      <w:pPr>
-        <w:numPr>
-          <w:ilvl w:val="0"/>
-          <w:numId w:val="15"/>
-        </w:numPr>
-        <w:rPr>
-          <w:rFonts w:ascii="Times New Roman" w:hAnsi="Times New Roman" w:cs="Times New Roman"/>
-        </w:rPr>
-      </w:pPr>
-      <w:r>
-        <w:rPr>
-          <w:rFonts w:ascii="Times New Roman" w:hAnsi="Times New Roman" w:cs="Times New Roman"/>
-        </w:rPr>
-        <w:t>Security group maintenance</w:t>
-      </w:r>
-    </w:p>
-    <w:p>
-      <w:pPr>
-        <w:numPr>
-          <w:ilvl w:val="0"/>
-          <w:numId w:val="15"/>
-        </w:numPr>
-        <w:rPr>
-          <w:rFonts w:ascii="Times New Roman" w:hAnsi="Times New Roman" w:cs="Times New Roman"/>
-        </w:rPr>
-      </w:pPr>
-      <w:r>
-        <w:rPr>
-          <w:rFonts w:ascii="Times New Roman" w:hAnsi="Times New Roman" w:cs="Times New Roman"/>
-        </w:rPr>
-        <w:t>Bastion infrastructure</w:t>
+        <w:t>Decision 2: Use Systems Manager Instead of SSH</w:t>
       </w:r>
     </w:p>
     <w:p>
@@ -1993,20 +2151,58 @@
           <w:b/>
           <w:bCs/>
         </w:rPr>
-        <w:t>Selected Option</w:t>
-      </w:r>
-    </w:p>
-    <w:p>
-      <w:pPr>
-        <w:rPr>
-          <w:rFonts w:ascii="Times New Roman" w:hAnsi="Times New Roman" w:cs="Times New Roman"/>
-        </w:rPr>
-      </w:pPr>
-      <w:r>
-        <w:rPr>
-          <w:rFonts w:ascii="Times New Roman" w:hAnsi="Times New Roman" w:cs="Times New Roman"/>
-        </w:rPr>
-        <w:t>AWS Systems Manager</w:t>
+        <w:t>Challenges with SSH</w:t>
+      </w:r>
+    </w:p>
+    <w:p>
+      <w:pPr>
+        <w:numPr>
+          <w:ilvl w:val="0"/>
+          <w:numId w:val="15"/>
+        </w:numPr>
+        <w:rPr>
+          <w:rFonts w:ascii="Times New Roman" w:hAnsi="Times New Roman" w:cs="Times New Roman"/>
+        </w:rPr>
+      </w:pPr>
+      <w:r>
+        <w:rPr>
+          <w:rFonts w:ascii="Times New Roman" w:hAnsi="Times New Roman" w:cs="Times New Roman"/>
+        </w:rPr>
+        <w:t>Key management</w:t>
+      </w:r>
+    </w:p>
+    <w:p>
+      <w:pPr>
+        <w:numPr>
+          <w:ilvl w:val="0"/>
+          <w:numId w:val="15"/>
+        </w:numPr>
+        <w:rPr>
+          <w:rFonts w:ascii="Times New Roman" w:hAnsi="Times New Roman" w:cs="Times New Roman"/>
+        </w:rPr>
+      </w:pPr>
+      <w:r>
+        <w:rPr>
+          <w:rFonts w:ascii="Times New Roman" w:hAnsi="Times New Roman" w:cs="Times New Roman"/>
+        </w:rPr>
+        <w:t>Security group maintenance</w:t>
+      </w:r>
+    </w:p>
+    <w:p>
+      <w:pPr>
+        <w:numPr>
+          <w:ilvl w:val="0"/>
+          <w:numId w:val="15"/>
+        </w:numPr>
+        <w:rPr>
+          <w:rFonts w:ascii="Times New Roman" w:hAnsi="Times New Roman" w:cs="Times New Roman"/>
+        </w:rPr>
+      </w:pPr>
+      <w:r>
+        <w:rPr>
+          <w:rFonts w:ascii="Times New Roman" w:hAnsi="Times New Roman" w:cs="Times New Roman"/>
+        </w:rPr>
+        <w:t>Bastion infrastructure</w:t>
       </w:r>
     </w:p>
     <w:p>
@@ -2023,75 +2219,20 @@
           <w:b/>
           <w:bCs/>
         </w:rPr>
-        <w:t>Benefits</w:t>
-      </w:r>
-    </w:p>
-    <w:p>
-      <w:pPr>
-        <w:numPr>
-          <w:ilvl w:val="0"/>
-          <w:numId w:val="16"/>
-        </w:numPr>
-        <w:rPr>
-          <w:rFonts w:ascii="Times New Roman" w:hAnsi="Times New Roman" w:cs="Times New Roman"/>
-        </w:rPr>
-      </w:pPr>
-      <w:r>
-        <w:rPr>
-          <w:rFonts w:ascii="Times New Roman" w:hAnsi="Times New Roman" w:cs="Times New Roman"/>
-        </w:rPr>
-        <w:t>No inbound ports</w:t>
-      </w:r>
-    </w:p>
-    <w:p>
-      <w:pPr>
-        <w:numPr>
-          <w:ilvl w:val="0"/>
-          <w:numId w:val="16"/>
-        </w:numPr>
-        <w:rPr>
-          <w:rFonts w:ascii="Times New Roman" w:hAnsi="Times New Roman" w:cs="Times New Roman"/>
-        </w:rPr>
-      </w:pPr>
-      <w:r>
-        <w:rPr>
-          <w:rFonts w:ascii="Times New Roman" w:hAnsi="Times New Roman" w:cs="Times New Roman"/>
-        </w:rPr>
-        <w:t>Centralized management</w:t>
-      </w:r>
-    </w:p>
-    <w:p>
-      <w:pPr>
-        <w:numPr>
-          <w:ilvl w:val="0"/>
-          <w:numId w:val="16"/>
-        </w:numPr>
-        <w:rPr>
-          <w:rFonts w:ascii="Times New Roman" w:hAnsi="Times New Roman" w:cs="Times New Roman"/>
-        </w:rPr>
-      </w:pPr>
-      <w:r>
-        <w:rPr>
-          <w:rFonts w:ascii="Times New Roman" w:hAnsi="Times New Roman" w:cs="Times New Roman"/>
-        </w:rPr>
-        <w:t>Auditable access</w:t>
-      </w:r>
-    </w:p>
-    <w:p>
-      <w:pPr>
-        <w:numPr>
-          <w:ilvl w:val="0"/>
-          <w:numId w:val="16"/>
-        </w:numPr>
-        <w:rPr>
-          <w:rFonts w:ascii="Times New Roman" w:hAnsi="Times New Roman" w:cs="Times New Roman"/>
-        </w:rPr>
-      </w:pPr>
-      <w:r>
-        <w:rPr>
-          <w:rFonts w:ascii="Times New Roman" w:hAnsi="Times New Roman" w:cs="Times New Roman"/>
-        </w:rPr>
-        <w:t>Scales across accounts</w:t>
+        <w:t>Selected Option</w:t>
+      </w:r>
+    </w:p>
+    <w:p>
+      <w:pPr>
+        <w:rPr>
+          <w:rFonts w:ascii="Times New Roman" w:hAnsi="Times New Roman" w:cs="Times New Roman"/>
+        </w:rPr>
+      </w:pPr>
+      <w:r>
+        <w:rPr>
+          <w:rFonts w:ascii="Times New Roman" w:hAnsi="Times New Roman" w:cs="Times New Roman"/>
+        </w:rPr>
+        <w:t>AWS Systems Manager</w:t>
       </w:r>
     </w:p>
     <w:p>
@@ -2108,25 +2249,92 @@
           <w:b/>
           <w:bCs/>
         </w:rPr>
-        <w:t xml:space="preserve">Decision 3: </w:t>
-      </w:r>
-      <w:proofErr w:type="spellStart"/>
-      <w:r>
+        <w:t>Benefits</w:t>
+      </w:r>
+    </w:p>
+    <w:p>
+      <w:pPr>
+        <w:numPr>
+          <w:ilvl w:val="0"/>
+          <w:numId w:val="16"/>
+        </w:numPr>
+        <w:rPr>
+          <w:rFonts w:ascii="Times New Roman" w:hAnsi="Times New Roman" w:cs="Times New Roman"/>
+        </w:rPr>
+      </w:pPr>
+      <w:r>
+        <w:rPr>
+          <w:rFonts w:ascii="Times New Roman" w:hAnsi="Times New Roman" w:cs="Times New Roman"/>
+        </w:rPr>
+        <w:t>No inbound ports</w:t>
+      </w:r>
+    </w:p>
+    <w:p>
+      <w:pPr>
+        <w:numPr>
+          <w:ilvl w:val="0"/>
+          <w:numId w:val="16"/>
+        </w:numPr>
+        <w:rPr>
+          <w:rFonts w:ascii="Times New Roman" w:hAnsi="Times New Roman" w:cs="Times New Roman"/>
+        </w:rPr>
+      </w:pPr>
+      <w:r>
+        <w:rPr>
+          <w:rFonts w:ascii="Times New Roman" w:hAnsi="Times New Roman" w:cs="Times New Roman"/>
+        </w:rPr>
+        <w:t>Centralized management</w:t>
+      </w:r>
+    </w:p>
+    <w:p>
+      <w:pPr>
+        <w:numPr>
+          <w:ilvl w:val="0"/>
+          <w:numId w:val="16"/>
+        </w:numPr>
+        <w:rPr>
+          <w:rFonts w:ascii="Times New Roman" w:hAnsi="Times New Roman" w:cs="Times New Roman"/>
+        </w:rPr>
+      </w:pPr>
+      <w:r>
+        <w:rPr>
+          <w:rFonts w:ascii="Times New Roman" w:hAnsi="Times New Roman" w:cs="Times New Roman"/>
+        </w:rPr>
+        <w:t>Auditable access</w:t>
+      </w:r>
+    </w:p>
+    <w:p>
+      <w:pPr>
+        <w:numPr>
+          <w:ilvl w:val="0"/>
+          <w:numId w:val="16"/>
+        </w:numPr>
+        <w:rPr>
+          <w:rFonts w:ascii="Times New Roman" w:hAnsi="Times New Roman" w:cs="Times New Roman"/>
+        </w:rPr>
+      </w:pPr>
+      <w:r>
+        <w:rPr>
+          <w:rFonts w:ascii="Times New Roman" w:hAnsi="Times New Roman" w:cs="Times New Roman"/>
+        </w:rPr>
+        <w:t>Scales across accounts</w:t>
+      </w:r>
+    </w:p>
+    <w:p>
+      <w:pPr>
         <w:rPr>
           <w:rFonts w:ascii="Times New Roman" w:hAnsi="Times New Roman" w:cs="Times New Roman"/>
           <w:b/>
           <w:bCs/>
         </w:rPr>
-        <w:t>StackSets</w:t>
-      </w:r>
-      <w:proofErr w:type="spellEnd"/>
+      </w:pPr>
       <w:r>
         <w:rPr>
           <w:rFonts w:ascii="Times New Roman" w:hAnsi="Times New Roman" w:cs="Times New Roman"/>
           <w:b/>
           <w:bCs/>
         </w:rPr>
-        <w:t xml:space="preserve"> Instead of Ansible for Enrollment</w:t>
+        <w:t>Decision 3: StackSets Instead of Ansible for Enrollment</w:t>
       </w:r>
     </w:p>
     <w:p>
@@ -2265,7 +2473,6 @@
           <w:b/>
           <w:bCs/>
         </w:rPr>
-        <w:lastRenderedPageBreak/>
         <w:t>Access Management</w:t>
       </w:r>
     </w:p>
@@ -2329,6 +2536,7 @@
         <w:rPr>
           <w:rFonts w:ascii="Times New Roman" w:hAnsi="Times New Roman" w:cs="Times New Roman"/>
         </w:rPr>
+        <w:lastRenderedPageBreak/>
         <w:t>Contains:</w:t>
       </w:r>
     </w:p>
@@ -2440,14 +2648,12 @@
           <w:rFonts w:ascii="Times New Roman" w:hAnsi="Times New Roman" w:cs="Times New Roman"/>
         </w:rPr>
       </w:pPr>
-      <w:proofErr w:type="spellStart"/>
       <w:r>
         <w:rPr>
           <w:rFonts w:ascii="Times New Roman" w:hAnsi="Times New Roman" w:cs="Times New Roman"/>
         </w:rPr>
         <w:t>DiskMonitorRole</w:t>
       </w:r>
-      <w:proofErr w:type="spellEnd"/>
     </w:p>
     <w:p>
       <w:pPr>
@@ -2513,19 +2719,11 @@
           <w:rFonts w:ascii="Times New Roman" w:hAnsi="Times New Roman" w:cs="Times New Roman"/>
         </w:rPr>
       </w:pPr>
-      <w:proofErr w:type="spellStart"/>
       <w:r>
         <w:rPr>
           <w:rFonts w:ascii="Times New Roman" w:hAnsi="Times New Roman"/>
         </w:rPr>
-        <w:t>StackSets</w:t>
-      </w:r>
-      <w:proofErr w:type="spellEnd"/>
-      <w:r>
-        <w:rPr>
-          <w:rFonts w:ascii="Times New Roman" w:hAnsi="Times New Roman"/>
-        </w:rPr>
-        <w:t xml:space="preserve"> automatically create the required IAM roles, SSM associations, and OAM link when an account joins AWS Organizations, enabling monitoring.</w:t>
+        <w:t>StackSets automatically create the required IAM roles, SSM associations, and OAM link when an account joins AWS Organizations, enabling monitoring.</w:t>
       </w:r>
     </w:p>
     <w:p>
@@ -2649,51 +2847,71 @@
           <w:rFonts w:ascii="Times New Roman" w:hAnsi="Times New Roman" w:cs="Times New Roman"/>
         </w:rPr>
       </w:pPr>
-      <w:proofErr w:type="spellStart"/>
       <w:r>
         <w:rPr>
           <w:rFonts w:ascii="Times New Roman" w:hAnsi="Times New Roman"/>
           <w:b/>
           <w:bCs/>
         </w:rPr>
-        <w:lastRenderedPageBreak/>
-        <w:t>disk_used_percent</w:t>
-      </w:r>
-      <w:proofErr w:type="spellEnd"/>
+        <w:t>disk_used_percent:</w:t>
+      </w:r>
+      <w:r>
+        <w:rPr>
+          <w:rFonts w:ascii="Times New Roman" w:hAnsi="Times New Roman"/>
+        </w:rPr>
+        <w:t xml:space="preserve"> Percentage of disk space in use for each monitored file system or mount point.</w:t>
+      </w:r>
+    </w:p>
+    <w:p>
+      <w:pPr>
+        <w:rPr>
+          <w:rFonts w:ascii="Times New Roman" w:hAnsi="Times New Roman" w:cs="Times New Roman"/>
+        </w:rPr>
+      </w:pPr>
+      <w:r>
+        <w:rPr>
+          <w:rFonts w:ascii="Times New Roman" w:hAnsi="Times New Roman"/>
+          <w:b/>
+        </w:rPr>
+        <w:t>Windows</w:t>
+      </w:r>
+    </w:p>
+    <w:p>
+      <w:pPr>
+        <w:pStyle w:val="ListParagraph"/>
+        <w:numPr>
+          <w:ilvl w:val="0"/>
+          <w:numId w:val="30"/>
+        </w:numPr>
+        <w:rPr>
+          <w:rFonts w:ascii="Times New Roman" w:hAnsi="Times New Roman" w:cs="Times New Roman"/>
+        </w:rPr>
+      </w:pPr>
       <w:r>
         <w:rPr>
           <w:rFonts w:ascii="Times New Roman" w:hAnsi="Times New Roman"/>
           <w:b/>
           <w:bCs/>
         </w:rPr>
-        <w:t>:</w:t>
+        <w:lastRenderedPageBreak/>
+        <w:t>LogicalDisk % Free Space:</w:t>
       </w:r>
       <w:r>
         <w:rPr>
           <w:rFonts w:ascii="Times New Roman" w:hAnsi="Times New Roman"/>
         </w:rPr>
-        <w:t xml:space="preserve"> Percentage of disk space in use for each monitored file system or mount point.</w:t>
-      </w:r>
-    </w:p>
-    <w:p>
-      <w:pPr>
-        <w:rPr>
-          <w:rFonts w:ascii="Times New Roman" w:hAnsi="Times New Roman" w:cs="Times New Roman"/>
-        </w:rPr>
-      </w:pPr>
-      <w:r>
-        <w:rPr>
-          <w:rFonts w:ascii="Times New Roman" w:hAnsi="Times New Roman"/>
-          <w:b/>
-        </w:rPr>
-        <w:t>W</w:t>
-      </w:r>
-      <w:r>
-        <w:rPr>
-          <w:rFonts w:ascii="Times New Roman" w:hAnsi="Times New Roman"/>
-          <w:b/>
-        </w:rPr>
-        <w:t>indows</w:t>
+        <w:t xml:space="preserve"> Percentage of available space on each monitored logical disk.</w:t>
+      </w:r>
+    </w:p>
+    <w:p>
+      <w:pPr>
+        <w:pStyle w:val="Heading3"/>
+        <w:rPr>
+          <w:rFonts w:ascii="Times New Roman" w:hAnsi="Times New Roman" w:cs="Times New Roman"/>
+        </w:rPr>
+      </w:pPr>
+      <w:r>
+        <w:t>Metric Dimensions</w:t>
       </w:r>
     </w:p>
     <w:p>
@@ -2701,49 +2919,45 @@
         <w:pStyle w:val="ListParagraph"/>
         <w:numPr>
           <w:ilvl w:val="0"/>
-          <w:numId w:val="30"/>
-        </w:numPr>
-        <w:rPr>
-          <w:rFonts w:ascii="Times New Roman" w:hAnsi="Times New Roman" w:cs="Times New Roman"/>
-        </w:rPr>
-      </w:pPr>
-      <w:proofErr w:type="spellStart"/>
+          <w:numId w:val="31"/>
+        </w:numPr>
+      </w:pPr>
       <w:r>
         <w:rPr>
           <w:rFonts w:ascii="Times New Roman" w:hAnsi="Times New Roman"/>
           <w:b/>
           <w:bCs/>
         </w:rPr>
-        <w:t>LogicalDisk</w:t>
-      </w:r>
-      <w:proofErr w:type="spellEnd"/>
+        <w:t>InstanceId:</w:t>
+      </w:r>
+      <w:r>
+        <w:rPr>
+          <w:rFonts w:ascii="Times New Roman" w:hAnsi="Times New Roman"/>
+        </w:rPr>
+        <w:t xml:space="preserve"> Identifies the EC2 instance that generated the metric.</w:t>
+      </w:r>
+    </w:p>
+    <w:p>
+      <w:pPr>
+        <w:pStyle w:val="ListParagraph"/>
+        <w:numPr>
+          <w:ilvl w:val="0"/>
+          <w:numId w:val="31"/>
+        </w:numPr>
+      </w:pPr>
       <w:r>
         <w:rPr>
           <w:rFonts w:ascii="Times New Roman" w:hAnsi="Times New Roman"/>
           <w:b/>
           <w:bCs/>
         </w:rPr>
-        <w:t xml:space="preserve"> % Free Space:</w:t>
+        <w:t>Path:</w:t>
       </w:r>
       <w:r>
         <w:rPr>
           <w:rFonts w:ascii="Times New Roman" w:hAnsi="Times New Roman"/>
         </w:rPr>
-        <w:t xml:space="preserve"> Percentage of available space on each monitored logical disk.</w:t>
-      </w:r>
-    </w:p>
-    <w:p>
-      <w:pPr>
-        <w:pStyle w:val="Heading3"/>
-        <w:rPr>
-          <w:rFonts w:ascii="Times New Roman" w:hAnsi="Times New Roman" w:cs="Times New Roman"/>
-        </w:rPr>
-      </w:pPr>
-      <w:r>
-        <w:t xml:space="preserve">Metric </w:t>
-      </w:r>
-      <w:r>
-        <w:t>Dimensions</w:t>
+        <w:t xml:space="preserve"> Identifies the monitored mount point or logical disk.</w:t>
       </w:r>
     </w:p>
     <w:p>
@@ -2754,29 +2968,364 @@
           <w:numId w:val="31"/>
         </w:numPr>
       </w:pPr>
-      <w:proofErr w:type="spellStart"/>
       <w:r>
         <w:rPr>
           <w:rFonts w:ascii="Times New Roman" w:hAnsi="Times New Roman"/>
           <w:b/>
           <w:bCs/>
         </w:rPr>
-        <w:t>InstanceId</w:t>
-      </w:r>
-      <w:proofErr w:type="spellEnd"/>
+        <w:t>Filesystem Type:</w:t>
+      </w:r>
+      <w:r>
+        <w:rPr>
+          <w:rFonts w:ascii="Times New Roman" w:hAnsi="Times New Roman"/>
+        </w:rPr>
+        <w:t xml:space="preserve"> Identifies the underlying file-system type.</w:t>
+      </w:r>
+    </w:p>
+    <w:p>
+      <w:pPr>
+        <w:pStyle w:val="Heading3"/>
+        <w:rPr>
+          <w:rFonts w:ascii="Times New Roman" w:hAnsi="Times New Roman" w:cs="Times New Roman"/>
+        </w:rPr>
+      </w:pPr>
+      <w:r>
+        <w:t>Collection Frequency</w:t>
+      </w:r>
+    </w:p>
+    <w:p>
+      <w:pPr>
+        <w:rPr>
+          <w:rFonts w:ascii="Times New Roman" w:hAnsi="Times New Roman" w:cs="Times New Roman"/>
+        </w:rPr>
+      </w:pPr>
+      <w:r>
+        <w:rPr>
+          <w:rFonts w:ascii="Times New Roman" w:hAnsi="Times New Roman"/>
+        </w:rPr>
+        <w:t>Metrics are collected every five minutes, providing timely visibility without creating unnecessary monitoring cost or operational overhead.</w:t>
+      </w:r>
+    </w:p>
+    <w:p>
+      <w:pPr>
+        <w:rPr>
+          <w:rFonts w:ascii="Times New Roman" w:hAnsi="Times New Roman" w:cs="Times New Roman"/>
+        </w:rPr>
+      </w:pPr>
+      <w:r>
+        <w:rPr>
+          <w:rFonts w:ascii="Times New Roman" w:hAnsi="Times New Roman"/>
+        </w:rPr>
+        <w:t xml:space="preserve">This </w:t>
+      </w:r>
+      <w:r>
+        <w:rPr>
+          <w:rFonts w:ascii="Times New Roman" w:hAnsi="Times New Roman"/>
+        </w:rPr>
+        <w:t xml:space="preserve">interval </w:t>
+      </w:r>
+      <w:r>
+        <w:rPr>
+          <w:rFonts w:ascii="Times New Roman" w:hAnsi="Times New Roman"/>
+        </w:rPr>
+        <w:t>balances:</w:t>
+      </w:r>
+    </w:p>
+    <w:p>
+      <w:pPr>
+        <w:pStyle w:val="ListParagraph"/>
+        <w:numPr>
+          <w:ilvl w:val="0"/>
+          <w:numId w:val="21"/>
+        </w:numPr>
+      </w:pPr>
+      <w:r>
+        <w:rPr>
+          <w:rFonts w:ascii="Times New Roman" w:hAnsi="Times New Roman"/>
+        </w:rPr>
+        <w:t>Early detection of capacity risks</w:t>
+      </w:r>
+    </w:p>
+    <w:p>
+      <w:pPr>
+        <w:pStyle w:val="ListParagraph"/>
+        <w:numPr>
+          <w:ilvl w:val="0"/>
+          <w:numId w:val="21"/>
+        </w:numPr>
+      </w:pPr>
+      <w:r>
+        <w:rPr>
+          <w:rFonts w:ascii="Times New Roman" w:hAnsi="Times New Roman"/>
+        </w:rPr>
+        <w:t>CloudWatch metric-ingestion cost</w:t>
+      </w:r>
+    </w:p>
+    <w:p>
+      <w:pPr>
+        <w:pStyle w:val="ListParagraph"/>
+        <w:numPr>
+          <w:ilvl w:val="0"/>
+          <w:numId w:val="21"/>
+        </w:numPr>
+      </w:pPr>
+      <w:r>
+        <w:rPr>
+          <w:rFonts w:ascii="Times New Roman" w:hAnsi="Times New Roman"/>
+        </w:rPr>
+        <w:t>Scalability across accounts, Regions, and instances</w:t>
+      </w:r>
+    </w:p>
+    <w:p>
+      <w:pPr>
+        <w:pStyle w:val="Heading2"/>
+        <w:rPr>
+          <w:rFonts w:ascii="Times New Roman" w:hAnsi="Times New Roman" w:cs="Times New Roman"/>
+        </w:rPr>
+      </w:pPr>
+      <w:r>
+        <w:t xml:space="preserve">Data Aggregation </w:t>
+      </w:r>
+      <w:r>
+        <w:t>and Visualization</w:t>
+      </w:r>
+    </w:p>
+    <w:p>
+      <w:pPr>
+        <w:pStyle w:val="Heading3"/>
+        <w:rPr>
+          <w:rFonts w:ascii="Times New Roman" w:hAnsi="Times New Roman" w:cs="Times New Roman"/>
+        </w:rPr>
+      </w:pPr>
+      <w:r>
+        <w:t>Centralized Visibility</w:t>
+      </w:r>
+    </w:p>
+    <w:p>
+      <w:pPr>
+        <w:rPr>
+          <w:rFonts w:ascii="Times New Roman" w:hAnsi="Times New Roman" w:cs="Times New Roman"/>
+        </w:rPr>
+      </w:pPr>
+      <w:r>
+        <w:rPr>
+          <w:rFonts w:ascii="Times New Roman" w:hAnsi="Times New Roman"/>
+        </w:rPr>
+        <w:t>CloudWatch cross-account observability links each member account to the CloudWatch OAM sink in the central monitoring account. This provides a consolidated view of disk metrics without duplicating or manually exporting monitoring data.</w:t>
+      </w:r>
+    </w:p>
+    <w:p>
+      <w:pPr>
+        <w:pStyle w:val="Heading3"/>
+        <w:rPr>
+          <w:rFonts w:ascii="Times New Roman" w:hAnsi="Times New Roman" w:cs="Times New Roman"/>
+        </w:rPr>
+      </w:pPr>
+      <w:r>
+        <w:t>Dashboard Views</w:t>
+      </w:r>
+    </w:p>
+    <w:p>
+      <w:pPr>
+        <w:rPr>
+          <w:rFonts w:ascii="Times New Roman" w:hAnsi="Times New Roman" w:cs="Times New Roman"/>
+        </w:rPr>
+      </w:pPr>
+      <w:r>
+        <w:rPr>
+          <w:rFonts w:ascii="Times New Roman" w:hAnsi="Times New Roman"/>
+          <w:b/>
+        </w:rPr>
+        <w:t>Executive View</w:t>
+      </w:r>
+    </w:p>
+    <w:p>
+      <w:pPr>
+        <w:pStyle w:val="ListParagraph"/>
+        <w:numPr>
+          <w:ilvl w:val="0"/>
+          <w:numId w:val="22"/>
+        </w:numPr>
+      </w:pPr>
+      <w:r>
+        <w:rPr>
+          <w:rFonts w:ascii="Times New Roman" w:hAnsi="Times New Roman"/>
+        </w:rPr>
+        <w:t>Total number of monitored instances</w:t>
+      </w:r>
+    </w:p>
+    <w:p>
+      <w:pPr>
+        <w:pStyle w:val="ListParagraph"/>
+        <w:numPr>
+          <w:ilvl w:val="0"/>
+          <w:numId w:val="22"/>
+        </w:numPr>
+      </w:pPr>
+      <w:r>
+        <w:rPr>
+          <w:rFonts w:ascii="Times New Roman" w:hAnsi="Times New Roman"/>
+        </w:rPr>
+        <w:t>Current warning and critical alerts</w:t>
+      </w:r>
+    </w:p>
+    <w:p>
+      <w:pPr>
+        <w:pStyle w:val="ListParagraph"/>
+        <w:numPr>
+          <w:ilvl w:val="0"/>
+          <w:numId w:val="22"/>
+        </w:numPr>
+      </w:pPr>
+      <w:r>
+        <w:rPr>
+          <w:rFonts w:ascii="Times New Roman" w:hAnsi="Times New Roman"/>
+        </w:rPr>
+        <w:t>Disks with the highest utilization</w:t>
+      </w:r>
+    </w:p>
+    <w:p>
+      <w:pPr>
+        <w:rPr>
+          <w:rFonts w:ascii="Times New Roman" w:hAnsi="Times New Roman" w:cs="Times New Roman"/>
+        </w:rPr>
+      </w:pPr>
+      <w:r>
+        <w:rPr>
+          <w:rFonts w:ascii="Times New Roman" w:hAnsi="Times New Roman"/>
+          <w:b/>
+        </w:rPr>
+        <w:t>Operations View</w:t>
+      </w:r>
+    </w:p>
+    <w:p>
+      <w:pPr>
+        <w:pStyle w:val="ListParagraph"/>
+        <w:numPr>
+          <w:ilvl w:val="0"/>
+          <w:numId w:val="23"/>
+        </w:numPr>
+      </w:pPr>
+      <w:r>
+        <w:rPr>
+          <w:rFonts w:ascii="Times New Roman" w:hAnsi="Times New Roman"/>
+        </w:rPr>
+        <w:t>Disk utilization by instance and mount point</w:t>
+      </w:r>
+    </w:p>
+    <w:p>
+      <w:pPr>
+        <w:pStyle w:val="ListParagraph"/>
+        <w:numPr>
+          <w:ilvl w:val="0"/>
+          <w:numId w:val="23"/>
+        </w:numPr>
+      </w:pPr>
+      <w:r>
+        <w:rPr>
+          <w:rFonts w:ascii="Times New Roman" w:hAnsi="Times New Roman"/>
+        </w:rPr>
+        <w:t>Regional monitoring view</w:t>
+      </w:r>
+    </w:p>
+    <w:p>
+      <w:pPr>
+        <w:pStyle w:val="ListParagraph"/>
+        <w:numPr>
+          <w:ilvl w:val="0"/>
+          <w:numId w:val="23"/>
+        </w:numPr>
+      </w:pPr>
+      <w:r>
+        <w:rPr>
+          <w:rFonts w:ascii="Times New Roman" w:hAnsi="Times New Roman"/>
+        </w:rPr>
+        <w:t>Account-level monitoring view</w:t>
+      </w:r>
+    </w:p>
+    <w:p>
+      <w:pPr>
+        <w:rPr>
+          <w:rFonts w:ascii="Times New Roman" w:hAnsi="Times New Roman" w:cs="Times New Roman"/>
+        </w:rPr>
+      </w:pPr>
+      <w:r>
+        <w:rPr>
+          <w:rFonts w:ascii="Times New Roman" w:hAnsi="Times New Roman"/>
+          <w:b/>
+        </w:rPr>
+        <w:t>Capacity View</w:t>
+      </w:r>
+    </w:p>
+    <w:p>
+      <w:pPr>
+        <w:pStyle w:val="ListParagraph"/>
+        <w:numPr>
+          <w:ilvl w:val="0"/>
+          <w:numId w:val="24"/>
+        </w:numPr>
+        <w:rPr>
+          <w:rFonts w:ascii="Times New Roman" w:hAnsi="Times New Roman" w:cs="Times New Roman"/>
+        </w:rPr>
+      </w:pPr>
+      <w:r>
+        <w:rPr>
+          <w:rFonts w:ascii="Times New Roman" w:hAnsi="Times New Roman"/>
+        </w:rPr>
+        <w:t>Historical utilization trends for capacity planning and growth analysis</w:t>
+      </w:r>
+      <w:r>
+        <w:rPr>
+          <w:rFonts w:ascii="Times New Roman" w:hAnsi="Times New Roman"/>
+        </w:rPr>
+        <w:t>.</w:t>
+      </w:r>
+    </w:p>
+    <w:p>
+      <w:pPr>
+        <w:pStyle w:val="Heading2"/>
+        <w:rPr>
+          <w:rFonts w:ascii="Times New Roman" w:hAnsi="Times New Roman" w:cs="Times New Roman"/>
+        </w:rPr>
+      </w:pPr>
+      <w:r>
+        <w:lastRenderedPageBreak/>
+        <w:t>Alerting Strategy</w:t>
+      </w:r>
+    </w:p>
+    <w:p>
+      <w:pPr>
+        <w:pStyle w:val="Heading3"/>
+        <w:rPr>
+          <w:rFonts w:ascii="Times New Roman" w:hAnsi="Times New Roman" w:cs="Times New Roman"/>
+        </w:rPr>
+      </w:pPr>
+      <w:r>
+        <w:t>Warning Alert</w:t>
+      </w:r>
+    </w:p>
+    <w:p>
+      <w:pPr>
+        <w:pStyle w:val="ListParagraph"/>
+        <w:numPr>
+          <w:ilvl w:val="0"/>
+          <w:numId w:val="36"/>
+        </w:numPr>
+      </w:pPr>
       <w:r>
         <w:rPr>
           <w:rFonts w:ascii="Times New Roman" w:hAnsi="Times New Roman"/>
           <w:b/>
           <w:bCs/>
         </w:rPr>
-        <w:t>:</w:t>
+        <w:t>Threshold:</w:t>
       </w:r>
       <w:r>
         <w:rPr>
           <w:rFonts w:ascii="Times New Roman" w:hAnsi="Times New Roman"/>
         </w:rPr>
-        <w:t xml:space="preserve"> Identifies the EC2 instance that generated the metric.</w:t>
+        <w:t xml:space="preserve"> Disk utilization exceeds 80%.</w:t>
       </w:r>
     </w:p>
     <w:p>
@@ -2784,7 +3333,7 @@
         <w:pStyle w:val="ListParagraph"/>
         <w:numPr>
           <w:ilvl w:val="0"/>
-          <w:numId w:val="31"/>
+          <w:numId w:val="36"/>
         </w:numPr>
       </w:pPr>
       <w:r>
@@ -2793,13 +3342,24 @@
           <w:b/>
           <w:bCs/>
         </w:rPr>
-        <w:t>Path:</w:t>
+        <w:t>Notification:</w:t>
       </w:r>
       <w:r>
         <w:rPr>
           <w:rFonts w:ascii="Times New Roman" w:hAnsi="Times New Roman"/>
         </w:rPr>
-        <w:t xml:space="preserve"> Identifies the monitored mount point or logical disk.</w:t>
+        <w:t xml:space="preserve"> Amazon SNS sends alerts to email and Slack channels for investigation.</w:t>
+      </w:r>
+    </w:p>
+    <w:p>
+      <w:pPr>
+        <w:pStyle w:val="Heading3"/>
+        <w:rPr>
+          <w:rFonts w:ascii="Times New Roman" w:hAnsi="Times New Roman" w:cs="Times New Roman"/>
+        </w:rPr>
+      </w:pPr>
+      <w:r>
+        <w:t>Critical Alert</w:t>
       </w:r>
     </w:p>
     <w:p>
@@ -2807,7 +3367,7 @@
         <w:pStyle w:val="ListParagraph"/>
         <w:numPr>
           <w:ilvl w:val="0"/>
-          <w:numId w:val="31"/>
+          <w:numId w:val="37"/>
         </w:numPr>
       </w:pPr>
       <w:r>
@@ -2816,62 +3376,13 @@
           <w:b/>
           <w:bCs/>
         </w:rPr>
-        <w:t>Filesystem Type:</w:t>
+        <w:t>Threshold:</w:t>
       </w:r>
       <w:r>
         <w:rPr>
           <w:rFonts w:ascii="Times New Roman" w:hAnsi="Times New Roman"/>
         </w:rPr>
-        <w:t xml:space="preserve"> Identifies the underlying file-system type.</w:t>
-      </w:r>
-    </w:p>
-    <w:p>
-      <w:pPr>
-        <w:pStyle w:val="Heading3"/>
-        <w:rPr>
-          <w:rFonts w:ascii="Times New Roman" w:hAnsi="Times New Roman" w:cs="Times New Roman"/>
-        </w:rPr>
-      </w:pPr>
-      <w:r>
-        <w:t>Collection Frequency</w:t>
-      </w:r>
-    </w:p>
-    <w:p>
-      <w:pPr>
-        <w:rPr>
-          <w:rFonts w:ascii="Times New Roman" w:hAnsi="Times New Roman" w:cs="Times New Roman"/>
-        </w:rPr>
-      </w:pPr>
-      <w:r>
-        <w:rPr>
-          <w:rFonts w:ascii="Times New Roman" w:hAnsi="Times New Roman"/>
-        </w:rPr>
-        <w:t>Metrics are collected every five minutes, providing timely visibility without creating unnecessary monitoring cost or operational overhead.</w:t>
-      </w:r>
-    </w:p>
-    <w:p>
-      <w:pPr>
-        <w:rPr>
-          <w:rFonts w:ascii="Times New Roman" w:hAnsi="Times New Roman" w:cs="Times New Roman"/>
-        </w:rPr>
-      </w:pPr>
-      <w:r>
-        <w:rPr>
-          <w:rFonts w:ascii="Times New Roman" w:hAnsi="Times New Roman"/>
-        </w:rPr>
-        <w:t xml:space="preserve">This </w:t>
-      </w:r>
-      <w:r>
-        <w:rPr>
-          <w:rFonts w:ascii="Times New Roman" w:hAnsi="Times New Roman"/>
-        </w:rPr>
-        <w:t xml:space="preserve">interval </w:t>
-      </w:r>
-      <w:r>
-        <w:rPr>
-          <w:rFonts w:ascii="Times New Roman" w:hAnsi="Times New Roman"/>
-        </w:rPr>
-        <w:t>balances:</w:t>
+        <w:t xml:space="preserve"> Disk utilization exceeds 90%.</w:t>
       </w:r>
     </w:p>
     <w:p>
@@ -2879,294 +3390,7 @@
         <w:pStyle w:val="ListParagraph"/>
         <w:numPr>
           <w:ilvl w:val="0"/>
-          <w:numId w:val="21"/>
-        </w:numPr>
-      </w:pPr>
-      <w:r>
-        <w:rPr>
-          <w:rFonts w:ascii="Times New Roman" w:hAnsi="Times New Roman"/>
-        </w:rPr>
-        <w:t>Early detection of capacity risks</w:t>
-      </w:r>
-    </w:p>
-    <w:p>
-      <w:pPr>
-        <w:pStyle w:val="ListParagraph"/>
-        <w:numPr>
-          <w:ilvl w:val="0"/>
-          <w:numId w:val="21"/>
-        </w:numPr>
-      </w:pPr>
-      <w:r>
-        <w:rPr>
-          <w:rFonts w:ascii="Times New Roman" w:hAnsi="Times New Roman"/>
-        </w:rPr>
-        <w:t>CloudWatch metric-ingestion cost</w:t>
-      </w:r>
-    </w:p>
-    <w:p>
-      <w:pPr>
-        <w:pStyle w:val="ListParagraph"/>
-        <w:numPr>
-          <w:ilvl w:val="0"/>
-          <w:numId w:val="21"/>
-        </w:numPr>
-      </w:pPr>
-      <w:r>
-        <w:rPr>
-          <w:rFonts w:ascii="Times New Roman" w:hAnsi="Times New Roman"/>
-        </w:rPr>
-        <w:t>Scalability across accounts, Regions, and instances</w:t>
-      </w:r>
-    </w:p>
-    <w:p>
-      <w:pPr>
-        <w:pStyle w:val="Heading2"/>
-        <w:rPr>
-          <w:rFonts w:ascii="Times New Roman" w:hAnsi="Times New Roman" w:cs="Times New Roman"/>
-        </w:rPr>
-      </w:pPr>
-      <w:r>
-        <w:t>D</w:t>
-      </w:r>
-      <w:r>
-        <w:t xml:space="preserve">ata Aggregation </w:t>
-      </w:r>
-      <w:r>
-        <w:t>and Visualization</w:t>
-      </w:r>
-    </w:p>
-    <w:p>
-      <w:pPr>
-        <w:pStyle w:val="Heading3"/>
-        <w:rPr>
-          <w:rFonts w:ascii="Times New Roman" w:hAnsi="Times New Roman" w:cs="Times New Roman"/>
-        </w:rPr>
-      </w:pPr>
-      <w:r>
-        <w:t>Centralized Visibility</w:t>
-      </w:r>
-    </w:p>
-    <w:p>
-      <w:pPr>
-        <w:rPr>
-          <w:rFonts w:ascii="Times New Roman" w:hAnsi="Times New Roman" w:cs="Times New Roman"/>
-        </w:rPr>
-      </w:pPr>
-      <w:r>
-        <w:rPr>
-          <w:rFonts w:ascii="Times New Roman" w:hAnsi="Times New Roman"/>
-        </w:rPr>
-        <w:t>CloudWatch cross-account observability links each member account to the CloudWatch OAM sink in the central monitoring account. This provides a consolidated view of disk metrics without duplicating or manually exporting monitoring data.</w:t>
-      </w:r>
-    </w:p>
-    <w:p>
-      <w:pPr>
-        <w:pStyle w:val="Heading3"/>
-        <w:rPr>
-          <w:rFonts w:ascii="Times New Roman" w:hAnsi="Times New Roman" w:cs="Times New Roman"/>
-        </w:rPr>
-      </w:pPr>
-      <w:r>
-        <w:t>Dashboard Views</w:t>
-      </w:r>
-    </w:p>
-    <w:p>
-      <w:pPr>
-        <w:rPr>
-          <w:rFonts w:ascii="Times New Roman" w:hAnsi="Times New Roman" w:cs="Times New Roman"/>
-        </w:rPr>
-      </w:pPr>
-      <w:r>
-        <w:rPr>
-          <w:rFonts w:ascii="Times New Roman" w:hAnsi="Times New Roman"/>
-          <w:b/>
-        </w:rPr>
-        <w:t>Executive View</w:t>
-      </w:r>
-    </w:p>
-    <w:p>
-      <w:pPr>
-        <w:pStyle w:val="ListParagraph"/>
-        <w:numPr>
-          <w:ilvl w:val="0"/>
-          <w:numId w:val="22"/>
-        </w:numPr>
-      </w:pPr>
-      <w:r>
-        <w:rPr>
-          <w:rFonts w:ascii="Times New Roman" w:hAnsi="Times New Roman"/>
-        </w:rPr>
-        <w:t>Total number of monitored instances</w:t>
-      </w:r>
-    </w:p>
-    <w:p>
-      <w:pPr>
-        <w:pStyle w:val="ListParagraph"/>
-        <w:numPr>
-          <w:ilvl w:val="0"/>
-          <w:numId w:val="22"/>
-        </w:numPr>
-      </w:pPr>
-      <w:r>
-        <w:rPr>
-          <w:rFonts w:ascii="Times New Roman" w:hAnsi="Times New Roman"/>
-        </w:rPr>
-        <w:t>Current warning and critical alerts</w:t>
-      </w:r>
-    </w:p>
-    <w:p>
-      <w:pPr>
-        <w:pStyle w:val="ListParagraph"/>
-        <w:numPr>
-          <w:ilvl w:val="0"/>
-          <w:numId w:val="22"/>
-        </w:numPr>
-      </w:pPr>
-      <w:r>
-        <w:rPr>
-          <w:rFonts w:ascii="Times New Roman" w:hAnsi="Times New Roman"/>
-        </w:rPr>
-        <w:t>Disks with the highest utilization</w:t>
-      </w:r>
-    </w:p>
-    <w:p>
-      <w:pPr>
-        <w:rPr>
-          <w:rFonts w:ascii="Times New Roman" w:hAnsi="Times New Roman" w:cs="Times New Roman"/>
-        </w:rPr>
-      </w:pPr>
-      <w:r>
-        <w:rPr>
-          <w:rFonts w:ascii="Times New Roman" w:hAnsi="Times New Roman"/>
-          <w:b/>
-        </w:rPr>
-        <w:t>O</w:t>
-      </w:r>
-      <w:r>
-        <w:rPr>
-          <w:rFonts w:ascii="Times New Roman" w:hAnsi="Times New Roman"/>
-          <w:b/>
-        </w:rPr>
-        <w:t>perations View</w:t>
-      </w:r>
-    </w:p>
-    <w:p>
-      <w:pPr>
-        <w:pStyle w:val="ListParagraph"/>
-        <w:numPr>
-          <w:ilvl w:val="0"/>
-          <w:numId w:val="23"/>
-        </w:numPr>
-      </w:pPr>
-      <w:r>
-        <w:rPr>
-          <w:rFonts w:ascii="Times New Roman" w:hAnsi="Times New Roman"/>
-        </w:rPr>
-        <w:t>Disk utilization by instance and mount point</w:t>
-      </w:r>
-    </w:p>
-    <w:p>
-      <w:pPr>
-        <w:pStyle w:val="ListParagraph"/>
-        <w:numPr>
-          <w:ilvl w:val="0"/>
-          <w:numId w:val="23"/>
-        </w:numPr>
-      </w:pPr>
-      <w:r>
-        <w:rPr>
-          <w:rFonts w:ascii="Times New Roman" w:hAnsi="Times New Roman"/>
-        </w:rPr>
-        <w:t>Regional monitoring view</w:t>
-      </w:r>
-    </w:p>
-    <w:p>
-      <w:pPr>
-        <w:pStyle w:val="ListParagraph"/>
-        <w:numPr>
-          <w:ilvl w:val="0"/>
-          <w:numId w:val="23"/>
-        </w:numPr>
-      </w:pPr>
-      <w:r>
-        <w:rPr>
-          <w:rFonts w:ascii="Times New Roman" w:hAnsi="Times New Roman"/>
-        </w:rPr>
-        <w:t>Account-level monitoring view</w:t>
-      </w:r>
-    </w:p>
-    <w:p>
-      <w:pPr>
-        <w:rPr>
-          <w:rFonts w:ascii="Times New Roman" w:hAnsi="Times New Roman" w:cs="Times New Roman"/>
-        </w:rPr>
-      </w:pPr>
-      <w:r>
-        <w:rPr>
-          <w:rFonts w:ascii="Times New Roman" w:hAnsi="Times New Roman"/>
-          <w:b/>
-        </w:rPr>
-        <w:t>C</w:t>
-      </w:r>
-      <w:r>
-        <w:rPr>
-          <w:rFonts w:ascii="Times New Roman" w:hAnsi="Times New Roman"/>
-          <w:b/>
-        </w:rPr>
-        <w:t>apacity View</w:t>
-      </w:r>
-    </w:p>
-    <w:p>
-      <w:pPr>
-        <w:pStyle w:val="ListParagraph"/>
-        <w:numPr>
-          <w:ilvl w:val="0"/>
-          <w:numId w:val="24"/>
-        </w:numPr>
-        <w:rPr>
-          <w:rFonts w:ascii="Times New Roman" w:hAnsi="Times New Roman" w:cs="Times New Roman"/>
-        </w:rPr>
-      </w:pPr>
-      <w:r>
-        <w:rPr>
-          <w:rFonts w:ascii="Times New Roman" w:hAnsi="Times New Roman"/>
-        </w:rPr>
-        <w:lastRenderedPageBreak/>
-        <w:t>Historical utilization trends for capacity planning and growth analysis</w:t>
-      </w:r>
-    </w:p>
-    <w:p>
-      <w:pPr>
-        <w:pStyle w:val="Heading2"/>
-        <w:rPr>
-          <w:rFonts w:ascii="Times New Roman" w:hAnsi="Times New Roman" w:cs="Times New Roman"/>
-        </w:rPr>
-      </w:pPr>
-      <w:r>
-        <w:t>A</w:t>
-      </w:r>
-      <w:r>
-        <w:t>lerting Strategy</w:t>
-      </w:r>
-    </w:p>
-    <w:p>
-      <w:pPr>
-        <w:pStyle w:val="Heading3"/>
-        <w:rPr>
-          <w:rFonts w:ascii="Times New Roman" w:hAnsi="Times New Roman" w:cs="Times New Roman"/>
-        </w:rPr>
-      </w:pPr>
-      <w:r>
-        <w:t>Warning Alert</w:t>
-      </w:r>
-    </w:p>
-    <w:p>
-      <w:pPr>
-        <w:pStyle w:val="ListParagraph"/>
-        <w:numPr>
-          <w:ilvl w:val="0"/>
-          <w:numId w:val="36"/>
+          <w:numId w:val="37"/>
         </w:numPr>
       </w:pPr>
       <w:r>
@@ -3175,398 +3399,421 @@
           <w:b/>
           <w:bCs/>
         </w:rPr>
-        <w:t>Threshold:</w:t>
+        <w:t>Escalation:</w:t>
       </w:r>
       <w:r>
         <w:rPr>
           <w:rFonts w:ascii="Times New Roman" w:hAnsi="Times New Roman"/>
         </w:rPr>
-        <w:t xml:space="preserve"> Disk utilization exceeds 80%.</w:t>
-      </w:r>
-    </w:p>
-    <w:p>
-      <w:pPr>
-        <w:pStyle w:val="ListParagraph"/>
-        <w:numPr>
-          <w:ilvl w:val="0"/>
-          <w:numId w:val="36"/>
-        </w:numPr>
+        <w:t xml:space="preserve"> Amazon SNS forwards the alert to PagerDuty and the operations team for immediate response.</w:t>
+      </w:r>
+    </w:p>
+    <w:p>
+      <w:pPr>
+        <w:rPr>
+          <w:rFonts w:ascii="Times New Roman" w:hAnsi="Times New Roman" w:cs="Times New Roman"/>
+          <w:b/>
+          <w:bCs/>
+        </w:rPr>
+      </w:pPr>
+      <w:r>
+        <w:rPr>
+          <w:rFonts w:ascii="Times New Roman" w:hAnsi="Times New Roman" w:cs="Times New Roman"/>
+          <w:b/>
+          <w:bCs/>
+        </w:rPr>
+        <w:t>Security Design</w:t>
+      </w:r>
+    </w:p>
+    <w:p>
+      <w:pPr>
+        <w:rPr>
+          <w:rFonts w:ascii="Times New Roman" w:hAnsi="Times New Roman" w:cs="Times New Roman"/>
+          <w:b/>
+          <w:bCs/>
+        </w:rPr>
+      </w:pPr>
+      <w:r>
+        <w:rPr>
+          <w:rFonts w:ascii="Times New Roman" w:hAnsi="Times New Roman" w:cs="Times New Roman"/>
+          <w:b/>
+          <w:bCs/>
+        </w:rPr>
+        <w:t>Security Controls</w:t>
+      </w:r>
+    </w:p>
+    <w:p>
+      <w:pPr>
+        <w:rPr>
+          <w:rFonts w:ascii="Times New Roman" w:hAnsi="Times New Roman" w:cs="Times New Roman"/>
+          <w:b/>
+          <w:bCs/>
+        </w:rPr>
+      </w:pPr>
+      <w:r>
+        <w:rPr>
+          <w:rFonts w:ascii="Times New Roman" w:hAnsi="Times New Roman" w:cs="Times New Roman"/>
+          <w:b/>
+          <w:bCs/>
+        </w:rPr>
+        <w:t>Identity Controls</w:t>
+      </w:r>
+    </w:p>
+    <w:p>
+      <w:pPr>
+        <w:numPr>
+          <w:ilvl w:val="0"/>
+          <w:numId w:val="25"/>
+        </w:numPr>
+        <w:rPr>
+          <w:rFonts w:ascii="Times New Roman" w:hAnsi="Times New Roman" w:cs="Times New Roman"/>
+        </w:rPr>
+      </w:pPr>
+      <w:r>
+        <w:rPr>
+          <w:rFonts w:ascii="Times New Roman" w:hAnsi="Times New Roman" w:cs="Times New Roman"/>
+        </w:rPr>
+        <w:t>IAM Roles</w:t>
+      </w:r>
+    </w:p>
+    <w:p>
+      <w:pPr>
+        <w:numPr>
+          <w:ilvl w:val="0"/>
+          <w:numId w:val="25"/>
+        </w:numPr>
+        <w:rPr>
+          <w:rFonts w:ascii="Times New Roman" w:hAnsi="Times New Roman" w:cs="Times New Roman"/>
+        </w:rPr>
+      </w:pPr>
+      <w:r>
+        <w:rPr>
+          <w:rFonts w:ascii="Times New Roman" w:hAnsi="Times New Roman" w:cs="Times New Roman"/>
+        </w:rPr>
+        <w:t>STS AssumeRole</w:t>
+      </w:r>
+    </w:p>
+    <w:p>
+      <w:pPr>
+        <w:numPr>
+          <w:ilvl w:val="0"/>
+          <w:numId w:val="25"/>
+        </w:numPr>
+        <w:rPr>
+          <w:rFonts w:ascii="Times New Roman" w:hAnsi="Times New Roman" w:cs="Times New Roman"/>
+        </w:rPr>
+      </w:pPr>
+      <w:r>
+        <w:rPr>
+          <w:rFonts w:ascii="Times New Roman" w:hAnsi="Times New Roman" w:cs="Times New Roman"/>
+        </w:rPr>
+        <w:t>Least Privilege</w:t>
+      </w:r>
+    </w:p>
+    <w:p>
+      <w:pPr>
+        <w:rPr>
+          <w:rFonts w:ascii="Times New Roman" w:hAnsi="Times New Roman" w:cs="Times New Roman"/>
+          <w:b/>
+          <w:bCs/>
+        </w:rPr>
+      </w:pPr>
+      <w:r>
+        <w:rPr>
+          <w:rFonts w:ascii="Times New Roman" w:hAnsi="Times New Roman" w:cs="Times New Roman"/>
+          <w:b/>
+          <w:bCs/>
+        </w:rPr>
+        <w:t>Network Controls</w:t>
+      </w:r>
+    </w:p>
+    <w:p>
+      <w:pPr>
+        <w:numPr>
+          <w:ilvl w:val="0"/>
+          <w:numId w:val="26"/>
+        </w:numPr>
+        <w:rPr>
+          <w:rFonts w:ascii="Times New Roman" w:hAnsi="Times New Roman" w:cs="Times New Roman"/>
+        </w:rPr>
+      </w:pPr>
+      <w:r>
+        <w:rPr>
+          <w:rFonts w:ascii="Times New Roman" w:hAnsi="Times New Roman" w:cs="Times New Roman"/>
+        </w:rPr>
+        <w:t>No SSH required</w:t>
+      </w:r>
+    </w:p>
+    <w:p>
+      <w:pPr>
+        <w:numPr>
+          <w:ilvl w:val="0"/>
+          <w:numId w:val="26"/>
+        </w:numPr>
+        <w:rPr>
+          <w:rFonts w:ascii="Times New Roman" w:hAnsi="Times New Roman" w:cs="Times New Roman"/>
+        </w:rPr>
+      </w:pPr>
+      <w:r>
+        <w:rPr>
+          <w:rFonts w:ascii="Times New Roman" w:hAnsi="Times New Roman" w:cs="Times New Roman"/>
+        </w:rPr>
+        <w:t>No Bastion required</w:t>
+      </w:r>
+    </w:p>
+    <w:p>
+      <w:pPr>
+        <w:numPr>
+          <w:ilvl w:val="0"/>
+          <w:numId w:val="26"/>
+        </w:numPr>
+        <w:rPr>
+          <w:rFonts w:ascii="Times New Roman" w:hAnsi="Times New Roman" w:cs="Times New Roman"/>
+        </w:rPr>
+      </w:pPr>
+      <w:r>
+        <w:rPr>
+          <w:rFonts w:ascii="Times New Roman" w:hAnsi="Times New Roman" w:cs="Times New Roman"/>
+        </w:rPr>
+        <w:t>HTTPS only</w:t>
+      </w:r>
+    </w:p>
+    <w:p>
+      <w:pPr>
+        <w:rPr>
+          <w:rFonts w:ascii="Times New Roman" w:hAnsi="Times New Roman" w:cs="Times New Roman"/>
+          <w:b/>
+          <w:bCs/>
+        </w:rPr>
+      </w:pPr>
+      <w:r>
+        <w:rPr>
+          <w:rFonts w:ascii="Times New Roman" w:hAnsi="Times New Roman" w:cs="Times New Roman"/>
+          <w:b/>
+          <w:bCs/>
+        </w:rPr>
+        <w:t>Secrets Management</w:t>
+      </w:r>
+    </w:p>
+    <w:p>
+      <w:pPr>
+        <w:numPr>
+          <w:ilvl w:val="0"/>
+          <w:numId w:val="27"/>
+        </w:numPr>
+        <w:rPr>
+          <w:rFonts w:ascii="Times New Roman" w:hAnsi="Times New Roman" w:cs="Times New Roman"/>
+        </w:rPr>
+      </w:pPr>
+      <w:r>
+        <w:rPr>
+          <w:rFonts w:ascii="Times New Roman" w:hAnsi="Times New Roman" w:cs="Times New Roman"/>
+        </w:rPr>
+        <w:t>No credentials stored in GitHub</w:t>
+      </w:r>
+    </w:p>
+    <w:p>
+      <w:pPr>
+        <w:numPr>
+          <w:ilvl w:val="0"/>
+          <w:numId w:val="27"/>
+        </w:numPr>
+        <w:rPr>
+          <w:rFonts w:ascii="Times New Roman" w:hAnsi="Times New Roman" w:cs="Times New Roman"/>
+        </w:rPr>
+      </w:pPr>
+      <w:r>
+        <w:rPr>
+          <w:rFonts w:ascii="Times New Roman" w:hAnsi="Times New Roman" w:cs="Times New Roman"/>
+        </w:rPr>
+        <w:t>Instance Profiles used</w:t>
+      </w:r>
+    </w:p>
+    <w:p>
+      <w:pPr>
+        <w:rPr>
+          <w:rFonts w:ascii="Times New Roman" w:hAnsi="Times New Roman" w:cs="Times New Roman"/>
+          <w:b/>
+          <w:bCs/>
+        </w:rPr>
+      </w:pPr>
+      <w:r>
+        <w:rPr>
+          <w:rFonts w:ascii="Times New Roman" w:hAnsi="Times New Roman" w:cs="Times New Roman"/>
+          <w:b/>
+          <w:bCs/>
+        </w:rPr>
+        <w:t>Governance Controls</w:t>
+      </w:r>
+    </w:p>
+    <w:p>
+      <w:pPr>
+        <w:numPr>
+          <w:ilvl w:val="0"/>
+          <w:numId w:val="28"/>
+        </w:numPr>
+        <w:rPr>
+          <w:rFonts w:ascii="Times New Roman" w:hAnsi="Times New Roman" w:cs="Times New Roman"/>
+        </w:rPr>
+      </w:pPr>
+      <w:r>
+        <w:rPr>
+          <w:rFonts w:ascii="Times New Roman" w:hAnsi="Times New Roman" w:cs="Times New Roman"/>
+        </w:rPr>
+        <w:t>AWS Organizations</w:t>
+      </w:r>
+    </w:p>
+    <w:p>
+      <w:pPr>
+        <w:numPr>
+          <w:ilvl w:val="0"/>
+          <w:numId w:val="28"/>
+        </w:numPr>
+        <w:rPr>
+          <w:rFonts w:ascii="Times New Roman" w:hAnsi="Times New Roman" w:cs="Times New Roman"/>
+        </w:rPr>
+      </w:pPr>
+      <w:r>
+        <w:rPr>
+          <w:rFonts w:ascii="Times New Roman" w:hAnsi="Times New Roman" w:cs="Times New Roman"/>
+        </w:rPr>
+        <w:t>SCPs</w:t>
+      </w:r>
+    </w:p>
+    <w:p>
+      <w:pPr>
+        <w:numPr>
+          <w:ilvl w:val="0"/>
+          <w:numId w:val="28"/>
+        </w:numPr>
+        <w:rPr>
+          <w:rFonts w:ascii="Times New Roman" w:hAnsi="Times New Roman" w:cs="Times New Roman"/>
+        </w:rPr>
+      </w:pPr>
+      <w:r>
+        <w:rPr>
+          <w:rFonts w:ascii="Times New Roman" w:hAnsi="Times New Roman" w:cs="Times New Roman"/>
+        </w:rPr>
+        <w:t>StackSet Drift Detection</w:t>
+      </w:r>
+    </w:p>
+    <w:p>
+      <w:pPr>
+        <w:rPr>
+          <w:rFonts w:ascii="Times New Roman" w:hAnsi="Times New Roman" w:cs="Times New Roman"/>
+        </w:rPr>
+      </w:pPr>
+    </w:p>
+    <w:p>
+      <w:pPr>
+        <w:rPr>
+          <w:rFonts w:ascii="Times New Roman" w:hAnsi="Times New Roman" w:cs="Times New Roman"/>
+        </w:rPr>
       </w:pPr>
       <w:r>
         <w:rPr>
           <w:rFonts w:ascii="Times New Roman" w:hAnsi="Times New Roman"/>
           <w:b/>
-          <w:bCs/>
-        </w:rPr>
-        <w:t>Notification:</w:t>
-      </w:r>
-      <w:r>
-        <w:rPr>
-          <w:rFonts w:ascii="Times New Roman" w:hAnsi="Times New Roman"/>
-        </w:rPr>
-        <w:t xml:space="preserve"> Amazon SNS sends alerts to email and Slack channels for investigation.</w:t>
-      </w:r>
-    </w:p>
-    <w:p>
-      <w:pPr>
-        <w:pStyle w:val="Heading3"/>
-        <w:rPr>
-          <w:rFonts w:ascii="Times New Roman" w:hAnsi="Times New Roman" w:cs="Times New Roman"/>
-        </w:rPr>
-      </w:pPr>
-      <w:r>
-        <w:t>Critical Alert</w:t>
-      </w:r>
-    </w:p>
-    <w:p>
-      <w:pPr>
-        <w:pStyle w:val="ListParagraph"/>
-        <w:numPr>
-          <w:ilvl w:val="0"/>
-          <w:numId w:val="37"/>
-        </w:numPr>
+        </w:rPr>
+        <w:t>Scalability</w:t>
+      </w:r>
+    </w:p>
+    <w:p>
+      <w:pPr>
+        <w:rPr>
+          <w:rFonts w:ascii="Times New Roman" w:hAnsi="Times New Roman" w:cs="Times New Roman"/>
+        </w:rPr>
       </w:pPr>
       <w:r>
         <w:rPr>
           <w:rFonts w:ascii="Times New Roman" w:hAnsi="Times New Roman"/>
           <w:b/>
-          <w:bCs/>
-        </w:rPr>
-        <w:t>Threshold:</w:t>
-      </w:r>
+        </w:rPr>
+        <w:t>Accounts</w:t>
+      </w:r>
+    </w:p>
+    <w:p>
+      <w:pPr>
+        <w:rPr>
+          <w:rFonts w:ascii="Times New Roman" w:hAnsi="Times New Roman" w:cs="Times New Roman"/>
+        </w:rPr>
+      </w:pPr>
       <w:r>
         <w:rPr>
           <w:rFonts w:ascii="Times New Roman" w:hAnsi="Times New Roman"/>
         </w:rPr>
-        <w:t xml:space="preserve"> Disk utilization exceeds 90%.</w:t>
-      </w:r>
-    </w:p>
-    <w:p>
-      <w:pPr>
-        <w:pStyle w:val="ListParagraph"/>
-        <w:numPr>
-          <w:ilvl w:val="0"/>
-          <w:numId w:val="37"/>
-        </w:numPr>
+        <w:lastRenderedPageBreak/>
+        <w:t xml:space="preserve">StackSets automatically deploy monitoring resources to </w:t>
+      </w:r>
+      <w:r>
+        <w:rPr>
+          <w:rFonts w:ascii="Times New Roman" w:hAnsi="Times New Roman"/>
+        </w:rPr>
+        <w:t>new</w:t>
+      </w:r>
+      <w:r>
+        <w:rPr>
+          <w:rFonts w:ascii="Times New Roman" w:hAnsi="Times New Roman"/>
+        </w:rPr>
+        <w:t xml:space="preserve"> accounts.</w:t>
+      </w:r>
+    </w:p>
+    <w:p>
+      <w:pPr>
+        <w:rPr>
+          <w:rFonts w:ascii="Times New Roman" w:hAnsi="Times New Roman" w:cs="Times New Roman"/>
+        </w:rPr>
+      </w:pPr>
+    </w:p>
+    <w:p>
+      <w:pPr>
+        <w:rPr>
+          <w:rFonts w:ascii="Times New Roman" w:hAnsi="Times New Roman" w:cs="Times New Roman"/>
+        </w:rPr>
       </w:pPr>
       <w:r>
         <w:rPr>
           <w:rFonts w:ascii="Times New Roman" w:hAnsi="Times New Roman"/>
           <w:b/>
-          <w:bCs/>
-        </w:rPr>
-        <w:t>Escalation:</w:t>
-      </w:r>
+        </w:rPr>
+        <w:t>Instances</w:t>
+      </w:r>
+    </w:p>
+    <w:p>
+      <w:pPr>
+        <w:rPr>
+          <w:rFonts w:ascii="Times New Roman" w:hAnsi="Times New Roman" w:cs="Times New Roman"/>
+        </w:rPr>
+      </w:pPr>
       <w:r>
         <w:rPr>
           <w:rFonts w:ascii="Times New Roman" w:hAnsi="Times New Roman"/>
         </w:rPr>
-        <w:t xml:space="preserve"> Amazon SNS forwards the alert to PagerDuty and the operations team for immediate response.</w:t>
-      </w:r>
-    </w:p>
-    <w:p>
-      <w:pPr>
-        <w:rPr>
-          <w:rFonts w:ascii="Times New Roman" w:hAnsi="Times New Roman" w:cs="Times New Roman"/>
-          <w:b/>
-          <w:bCs/>
-        </w:rPr>
-      </w:pPr>
-      <w:r>
-        <w:rPr>
-          <w:rFonts w:ascii="Times New Roman" w:hAnsi="Times New Roman" w:cs="Times New Roman"/>
-          <w:b/>
-          <w:bCs/>
-        </w:rPr>
-        <w:t>Security Design</w:t>
-      </w:r>
-    </w:p>
-    <w:p>
-      <w:pPr>
-        <w:rPr>
-          <w:rFonts w:ascii="Times New Roman" w:hAnsi="Times New Roman" w:cs="Times New Roman"/>
-          <w:b/>
-          <w:bCs/>
-        </w:rPr>
-      </w:pPr>
-      <w:r>
-        <w:rPr>
-          <w:rFonts w:ascii="Times New Roman" w:hAnsi="Times New Roman" w:cs="Times New Roman"/>
-          <w:b/>
-          <w:bCs/>
-        </w:rPr>
-        <w:t>Security Controls</w:t>
-      </w:r>
-    </w:p>
-    <w:p>
-      <w:pPr>
-        <w:rPr>
-          <w:rFonts w:ascii="Times New Roman" w:hAnsi="Times New Roman" w:cs="Times New Roman"/>
-          <w:b/>
-          <w:bCs/>
-        </w:rPr>
-      </w:pPr>
-      <w:r>
-        <w:rPr>
-          <w:rFonts w:ascii="Times New Roman" w:hAnsi="Times New Roman" w:cs="Times New Roman"/>
-          <w:b/>
-          <w:bCs/>
-        </w:rPr>
-        <w:t>Identity Controls</w:t>
-      </w:r>
-    </w:p>
-    <w:p>
-      <w:pPr>
-        <w:numPr>
-          <w:ilvl w:val="0"/>
-          <w:numId w:val="25"/>
-        </w:numPr>
-        <w:rPr>
-          <w:rFonts w:ascii="Times New Roman" w:hAnsi="Times New Roman" w:cs="Times New Roman"/>
-        </w:rPr>
-      </w:pPr>
-      <w:r>
-        <w:rPr>
-          <w:rFonts w:ascii="Times New Roman" w:hAnsi="Times New Roman" w:cs="Times New Roman"/>
-        </w:rPr>
-        <w:t>IAM Roles</w:t>
-      </w:r>
-    </w:p>
-    <w:p>
-      <w:pPr>
-        <w:numPr>
-          <w:ilvl w:val="0"/>
-          <w:numId w:val="25"/>
-        </w:numPr>
-        <w:rPr>
-          <w:rFonts w:ascii="Times New Roman" w:hAnsi="Times New Roman" w:cs="Times New Roman"/>
-        </w:rPr>
-      </w:pPr>
-      <w:r>
-        <w:rPr>
-          <w:rFonts w:ascii="Times New Roman" w:hAnsi="Times New Roman" w:cs="Times New Roman"/>
-        </w:rPr>
-        <w:t xml:space="preserve">STS </w:t>
-      </w:r>
-      <w:proofErr w:type="spellStart"/>
-      <w:r>
-        <w:rPr>
-          <w:rFonts w:ascii="Times New Roman" w:hAnsi="Times New Roman" w:cs="Times New Roman"/>
-        </w:rPr>
-        <w:t>AssumeRole</w:t>
-      </w:r>
-      <w:proofErr w:type="spellEnd"/>
-    </w:p>
-    <w:p>
-      <w:pPr>
-        <w:numPr>
-          <w:ilvl w:val="0"/>
-          <w:numId w:val="25"/>
-        </w:numPr>
-        <w:rPr>
-          <w:rFonts w:ascii="Times New Roman" w:hAnsi="Times New Roman" w:cs="Times New Roman"/>
-        </w:rPr>
-      </w:pPr>
-      <w:r>
-        <w:rPr>
-          <w:rFonts w:ascii="Times New Roman" w:hAnsi="Times New Roman" w:cs="Times New Roman"/>
-        </w:rPr>
-        <w:t>Least Privilege</w:t>
-      </w:r>
-    </w:p>
-    <w:p>
-      <w:pPr>
-        <w:rPr>
-          <w:rFonts w:ascii="Times New Roman" w:hAnsi="Times New Roman" w:cs="Times New Roman"/>
-          <w:b/>
-          <w:bCs/>
-        </w:rPr>
-      </w:pPr>
-      <w:r>
-        <w:rPr>
-          <w:rFonts w:ascii="Times New Roman" w:hAnsi="Times New Roman" w:cs="Times New Roman"/>
-          <w:b/>
-          <w:bCs/>
-        </w:rPr>
-        <w:t>Network Controls</w:t>
-      </w:r>
-    </w:p>
-    <w:p>
-      <w:pPr>
-        <w:numPr>
-          <w:ilvl w:val="0"/>
-          <w:numId w:val="26"/>
-        </w:numPr>
-        <w:rPr>
-          <w:rFonts w:ascii="Times New Roman" w:hAnsi="Times New Roman" w:cs="Times New Roman"/>
-        </w:rPr>
-      </w:pPr>
-      <w:r>
-        <w:rPr>
-          <w:rFonts w:ascii="Times New Roman" w:hAnsi="Times New Roman" w:cs="Times New Roman"/>
-        </w:rPr>
-        <w:t>No SSH required</w:t>
-      </w:r>
-    </w:p>
-    <w:p>
-      <w:pPr>
-        <w:numPr>
-          <w:ilvl w:val="0"/>
-          <w:numId w:val="26"/>
-        </w:numPr>
-        <w:rPr>
-          <w:rFonts w:ascii="Times New Roman" w:hAnsi="Times New Roman" w:cs="Times New Roman"/>
-        </w:rPr>
-      </w:pPr>
-      <w:r>
-        <w:rPr>
-          <w:rFonts w:ascii="Times New Roman" w:hAnsi="Times New Roman" w:cs="Times New Roman"/>
-        </w:rPr>
-        <w:t>No Bastion required</w:t>
-      </w:r>
-    </w:p>
-    <w:p>
-      <w:pPr>
-        <w:numPr>
-          <w:ilvl w:val="0"/>
-          <w:numId w:val="26"/>
-        </w:numPr>
-        <w:rPr>
-          <w:rFonts w:ascii="Times New Roman" w:hAnsi="Times New Roman" w:cs="Times New Roman"/>
-        </w:rPr>
-      </w:pPr>
-      <w:r>
-        <w:rPr>
-          <w:rFonts w:ascii="Times New Roman" w:hAnsi="Times New Roman" w:cs="Times New Roman"/>
-        </w:rPr>
-        <w:t>HTTPS only</w:t>
-      </w:r>
-    </w:p>
-    <w:p>
-      <w:pPr>
-        <w:rPr>
-          <w:rFonts w:ascii="Times New Roman" w:hAnsi="Times New Roman" w:cs="Times New Roman"/>
-          <w:b/>
-          <w:bCs/>
-        </w:rPr>
-      </w:pPr>
-      <w:r>
-        <w:rPr>
-          <w:rFonts w:ascii="Times New Roman" w:hAnsi="Times New Roman" w:cs="Times New Roman"/>
-          <w:b/>
-          <w:bCs/>
-        </w:rPr>
-        <w:t>Secrets Management</w:t>
-      </w:r>
-    </w:p>
-    <w:p>
-      <w:pPr>
-        <w:numPr>
-          <w:ilvl w:val="0"/>
-          <w:numId w:val="27"/>
-        </w:numPr>
-        <w:rPr>
-          <w:rFonts w:ascii="Times New Roman" w:hAnsi="Times New Roman" w:cs="Times New Roman"/>
-        </w:rPr>
-      </w:pPr>
-      <w:r>
-        <w:rPr>
-          <w:rFonts w:ascii="Times New Roman" w:hAnsi="Times New Roman" w:cs="Times New Roman"/>
-        </w:rPr>
-        <w:t>No credentials stored in GitHub</w:t>
-      </w:r>
-    </w:p>
-    <w:p>
-      <w:pPr>
-        <w:numPr>
-          <w:ilvl w:val="0"/>
-          <w:numId w:val="27"/>
-        </w:numPr>
-        <w:rPr>
-          <w:rFonts w:ascii="Times New Roman" w:hAnsi="Times New Roman" w:cs="Times New Roman"/>
-        </w:rPr>
-      </w:pPr>
-      <w:r>
-        <w:rPr>
-          <w:rFonts w:ascii="Times New Roman" w:hAnsi="Times New Roman" w:cs="Times New Roman"/>
-        </w:rPr>
-        <w:t>Instance Profiles used</w:t>
-      </w:r>
-    </w:p>
-    <w:p>
-      <w:pPr>
-        <w:rPr>
-          <w:rFonts w:ascii="Times New Roman" w:hAnsi="Times New Roman" w:cs="Times New Roman"/>
-          <w:b/>
-          <w:bCs/>
-        </w:rPr>
-      </w:pPr>
-      <w:r>
-        <w:rPr>
-          <w:rFonts w:ascii="Times New Roman" w:hAnsi="Times New Roman" w:cs="Times New Roman"/>
-          <w:b/>
-          <w:bCs/>
-        </w:rPr>
-        <w:t>Governance Controls</w:t>
-      </w:r>
-    </w:p>
-    <w:p>
-      <w:pPr>
-        <w:numPr>
-          <w:ilvl w:val="0"/>
-          <w:numId w:val="28"/>
-        </w:numPr>
-        <w:rPr>
-          <w:rFonts w:ascii="Times New Roman" w:hAnsi="Times New Roman" w:cs="Times New Roman"/>
-        </w:rPr>
-      </w:pPr>
-      <w:r>
-        <w:rPr>
-          <w:rFonts w:ascii="Times New Roman" w:hAnsi="Times New Roman" w:cs="Times New Roman"/>
-        </w:rPr>
-        <w:t>AWS Organizations</w:t>
-      </w:r>
-    </w:p>
-    <w:p>
-      <w:pPr>
-        <w:numPr>
-          <w:ilvl w:val="0"/>
-          <w:numId w:val="28"/>
-        </w:numPr>
-        <w:rPr>
-          <w:rFonts w:ascii="Times New Roman" w:hAnsi="Times New Roman" w:cs="Times New Roman"/>
-        </w:rPr>
-      </w:pPr>
-      <w:r>
-        <w:rPr>
-          <w:rFonts w:ascii="Times New Roman" w:hAnsi="Times New Roman" w:cs="Times New Roman"/>
-        </w:rPr>
-        <w:t>SCPs</w:t>
-      </w:r>
-    </w:p>
-    <w:p>
-      <w:pPr>
-        <w:numPr>
-          <w:ilvl w:val="0"/>
-          <w:numId w:val="28"/>
-        </w:numPr>
-        <w:rPr>
-          <w:rFonts w:ascii="Times New Roman" w:hAnsi="Times New Roman" w:cs="Times New Roman"/>
-        </w:rPr>
-      </w:pPr>
-      <w:proofErr w:type="spellStart"/>
-      <w:r>
-        <w:rPr>
-          <w:rFonts w:ascii="Times New Roman" w:hAnsi="Times New Roman" w:cs="Times New Roman"/>
-        </w:rPr>
-        <w:t>StackSet</w:t>
-      </w:r>
-      <w:proofErr w:type="spellEnd"/>
-      <w:r>
-        <w:rPr>
-          <w:rFonts w:ascii="Times New Roman" w:hAnsi="Times New Roman" w:cs="Times New Roman"/>
-        </w:rPr>
-        <w:t xml:space="preserve"> Drift Detection</w:t>
+        <w:t xml:space="preserve">State Manager installs </w:t>
+      </w:r>
+      <w:r>
+        <w:rPr>
+          <w:rFonts w:ascii="Times New Roman" w:hAnsi="Times New Roman"/>
+        </w:rPr>
+        <w:t xml:space="preserve">the </w:t>
+      </w:r>
+      <w:r>
+        <w:rPr>
+          <w:rFonts w:ascii="Times New Roman" w:hAnsi="Times New Roman"/>
+        </w:rPr>
+        <w:t xml:space="preserve">CloudWatch Agent on </w:t>
+      </w:r>
+      <w:r>
+        <w:rPr>
+          <w:rFonts w:ascii="Times New Roman" w:hAnsi="Times New Roman"/>
+        </w:rPr>
+        <w:t>new</w:t>
+      </w:r>
+      <w:r>
+        <w:rPr>
+          <w:rFonts w:ascii="Times New Roman" w:hAnsi="Times New Roman"/>
+        </w:rPr>
+        <w:t xml:space="preserve"> instances.</w:t>
       </w:r>
     </w:p>
     <w:p>
@@ -3587,7 +3834,7 @@
           <w:rFonts w:ascii="Times New Roman" w:hAnsi="Times New Roman"/>
           <w:b/>
         </w:rPr>
-        <w:t>Scalability</w:t>
+        <w:t>Regions</w:t>
       </w:r>
     </w:p>
     <w:p>
@@ -3599,149 +3846,8 @@
       <w:r>
         <w:rPr>
           <w:rFonts w:ascii="Times New Roman" w:hAnsi="Times New Roman"/>
-          <w:b/>
-        </w:rPr>
-        <w:lastRenderedPageBreak/>
-        <w:t>Accounts</w:t>
-      </w:r>
-    </w:p>
-    <w:p>
-      <w:pPr>
-        <w:rPr>
-          <w:rFonts w:ascii="Times New Roman" w:hAnsi="Times New Roman" w:cs="Times New Roman"/>
-        </w:rPr>
-      </w:pPr>
-      <w:proofErr w:type="spellStart"/>
-      <w:r>
-        <w:rPr>
-          <w:rFonts w:ascii="Times New Roman" w:hAnsi="Times New Roman"/>
-        </w:rPr>
-        <w:t>StackSets</w:t>
-      </w:r>
-      <w:proofErr w:type="spellEnd"/>
-      <w:r>
-        <w:rPr>
-          <w:rFonts w:ascii="Times New Roman" w:hAnsi="Times New Roman"/>
-        </w:rPr>
-        <w:t xml:space="preserve"> automatically deploy monitoring resources to </w:t>
-      </w:r>
-      <w:r>
-        <w:rPr>
-          <w:rFonts w:ascii="Times New Roman" w:hAnsi="Times New Roman"/>
-        </w:rPr>
-        <w:t>new</w:t>
-      </w:r>
-      <w:r>
-        <w:rPr>
-          <w:rFonts w:ascii="Times New Roman" w:hAnsi="Times New Roman"/>
-        </w:rPr>
-        <w:t xml:space="preserve"> accounts.</w:t>
-      </w:r>
-    </w:p>
-    <w:p>
-      <w:pPr>
-        <w:rPr>
-          <w:rFonts w:ascii="Times New Roman" w:hAnsi="Times New Roman" w:cs="Times New Roman"/>
-        </w:rPr>
-      </w:pPr>
-    </w:p>
-    <w:p>
-      <w:pPr>
-        <w:rPr>
-          <w:rFonts w:ascii="Times New Roman" w:hAnsi="Times New Roman" w:cs="Times New Roman"/>
-        </w:rPr>
-      </w:pPr>
-      <w:r>
-        <w:rPr>
-          <w:rFonts w:ascii="Times New Roman" w:hAnsi="Times New Roman"/>
-          <w:b/>
-        </w:rPr>
-        <w:t>Instances</w:t>
-      </w:r>
-    </w:p>
-    <w:p>
-      <w:pPr>
-        <w:rPr>
-          <w:rFonts w:ascii="Times New Roman" w:hAnsi="Times New Roman" w:cs="Times New Roman"/>
-        </w:rPr>
-      </w:pPr>
-      <w:r>
-        <w:rPr>
-          <w:rFonts w:ascii="Times New Roman" w:hAnsi="Times New Roman"/>
-        </w:rPr>
-        <w:t xml:space="preserve">State Manager </w:t>
-      </w:r>
-      <w:r>
-        <w:rPr>
-          <w:rFonts w:ascii="Times New Roman" w:hAnsi="Times New Roman"/>
-        </w:rPr>
-        <w:t xml:space="preserve">installs </w:t>
-      </w:r>
-      <w:r>
-        <w:rPr>
-          <w:rFonts w:ascii="Times New Roman" w:hAnsi="Times New Roman"/>
-        </w:rPr>
-        <w:t xml:space="preserve">the </w:t>
-      </w:r>
-      <w:r>
-        <w:rPr>
-          <w:rFonts w:ascii="Times New Roman" w:hAnsi="Times New Roman"/>
-        </w:rPr>
-        <w:t xml:space="preserve">CloudWatch Agent on </w:t>
-      </w:r>
-      <w:r>
-        <w:rPr>
-          <w:rFonts w:ascii="Times New Roman" w:hAnsi="Times New Roman"/>
-        </w:rPr>
-        <w:t>new</w:t>
-      </w:r>
-      <w:r>
-        <w:rPr>
-          <w:rFonts w:ascii="Times New Roman" w:hAnsi="Times New Roman"/>
-        </w:rPr>
-        <w:t xml:space="preserve"> instances.</w:t>
-      </w:r>
-    </w:p>
-    <w:p>
-      <w:pPr>
-        <w:rPr>
-          <w:rFonts w:ascii="Times New Roman" w:hAnsi="Times New Roman" w:cs="Times New Roman"/>
-        </w:rPr>
-      </w:pPr>
-    </w:p>
-    <w:p>
-      <w:pPr>
-        <w:rPr>
-          <w:rFonts w:ascii="Times New Roman" w:hAnsi="Times New Roman" w:cs="Times New Roman"/>
-        </w:rPr>
-      </w:pPr>
-      <w:r>
-        <w:rPr>
-          <w:rFonts w:ascii="Times New Roman" w:hAnsi="Times New Roman"/>
-          <w:b/>
-        </w:rPr>
-        <w:t>Regions</w:t>
-      </w:r>
-    </w:p>
-    <w:p>
-      <w:pPr>
-        <w:rPr>
-          <w:rFonts w:ascii="Times New Roman" w:hAnsi="Times New Roman" w:cs="Times New Roman"/>
-        </w:rPr>
-      </w:pPr>
-      <w:proofErr w:type="spellStart"/>
-      <w:r>
-        <w:rPr>
-          <w:rFonts w:ascii="Times New Roman" w:hAnsi="Times New Roman"/>
-        </w:rPr>
-        <w:t>StackSet</w:t>
-      </w:r>
-      <w:proofErr w:type="spellEnd"/>
-      <w:r>
-        <w:rPr>
-          <w:rFonts w:ascii="Times New Roman" w:hAnsi="Times New Roman"/>
-        </w:rPr>
-        <w:t xml:space="preserve"> deployment targets</w:t>
+        </w:rPr>
+        <w:t>StackSet deployment targets</w:t>
       </w:r>
       <w:r>
         <w:rPr>
@@ -3832,8 +3938,26 @@
 </file>
 
 <file path=word/numbering.xml><?xml version="1.0" encoding="utf-8"?>
-<w:numbering xmlns:wpc="http://schemas.microsoft.com/office/word/2010/wordprocessingCanvas" xmlns:cx="http://schemas.microsoft.com/office/drawing/2014/chartex" xmlns:cx1="http://schemas.microsoft.com/office/drawing/2015/9/8/chartex" xmlns:cx2="http://schemas.microsoft.com/office/drawing/2015/10/21/chartex" xmlns:cx3="http://schemas.microsoft.com/office/drawing/2016/5/9/chartex" xmlns:cx4="http://schemas.microsoft.com/office/drawing/2016/5/10/chartex" xmlns:cx5="http://schemas.microsoft.com/office/drawing/2016/5/11/chartex" xmlns:cx6="http://schemas.microsoft.com/office/drawing/2016/5/12/chartex" xmlns:cx7="http://schemas.microsoft.com/office/drawing/2016/5/13/chartex" xmlns:cx8="http://schemas.microsoft.com/office/drawing/2016/5/14/chartex" xmlns:mc="http://schemas.openxmlformats.org/markup-compatibility/2006" xmlns:aink="http://schemas.microsoft.com/office/drawing/2016/ink" xmlns:am3d="http://schemas.microsoft.com/office/drawing/2017/model3d" xmlns:o="urn:schemas-microsoft-com:office:office" xmlns:oel="http://schemas.microsoft.com/office/2019/extlst" xmlns:r="http://schemas.openxmlformats.org/officeDocument/2006/relationships" xmlns:m="http://schemas.openxmlformats.org/officeDocument/2006/math" xmlns:v="urn:schemas-microsoft-com:vml" xmlns:wp14="http://schemas.microsoft.com/office/word/2010/wordprocessingDrawing" xmlns:wp="http://schemas.openxmlformats.org/drawingml/2006/wordprocessingDrawing" xmlns:w10="urn:schemas-microsoft-com:office:word" xmlns:w="http://schemas.openxmlformats.org/wordprocessingml/2006/main" xmlns:w14="http://schemas.microsoft.com/office/word/2010/wordml" xmlns:w15="http://schemas.microsoft.com/office/word/2012/wordml" xmlns:w16cei="http://schemas.microsoft.com/office/word/2026/wordml/cei" xmlns:w16cex="http://schemas.microsoft.com/office/word/2018/wordml/cex" xmlns:w16cid="http://schemas.microsoft.com/office/word/2016/wordml/cid" xmlns:w16="http://schemas.microsoft.com/office/word/2018/wordml" xmlns:w16du="http://schemas.microsoft.com/office/word/2023/wordml/word16du" xmlns:w16sdtdh="http://schemas.microsoft.com/office/word/2020/wordml/sdtdatahash" xmlns:w16sdtfl="http://schemas.microsoft.com/office/word/2024/wordml/sdtformatlock" xmlns:w16se="http://schemas.microsoft.com/office/word/2015/wordml/symex" xmlns:wpg="http://schemas.microsoft.com/office/word/2010/wordprocessingGroup" xmlns:wpi="http://schemas.microsoft.com/office/word/2010/wordprocessingInk" xmlns:wne="http://schemas.microsoft.com/office/word/2006/wordml" xmlns:wps="http://schemas.microsoft.com/office/word/2010/wordprocessingShape" mc:Ignorable="w14 w15 w16se w16cid w16 w16cex w16sdtdh w16sdtfl w16du wp14">
+<w:numbering xmlns:wpc="http://schemas.microsoft.com/office/word/2010/wordprocessingCanvas" xmlns:cx="http://schemas.microsoft.com/office/drawing/2014/chartex" xmlns:cx1="http://schemas.microsoft.com/office/drawing/2015/9/8/chartex" xmlns:cx2="http://schemas.microsoft.com/office/drawing/2015/10/21/chartex" xmlns:cx3="http://schemas.microsoft.com/office/drawing/2016/5/9/chartex" xmlns:cx4="http://schemas.microsoft.com/office/drawing/2016/5/10/chartex" xmlns:cx5="http://schemas.microsoft.com/office/drawing/2016/5/11/chartex" xmlns:cx6="http://schemas.microsoft.com/office/drawing/2016/5/12/chartex" xmlns:cx7="http://schemas.microsoft.com/office/drawing/2016/5/13/chartex" xmlns:cx8="http://schemas.microsoft.com/office/drawing/2016/5/14/chartex" xmlns:mc="http://schemas.openxmlformats.org/markup-compatibility/2006" xmlns:aink="http://schemas.microsoft.com/office/drawing/2016/ink" xmlns:am3d="http://schemas.microsoft.com/office/drawing/2017/model3d" xmlns:o="urn:schemas-microsoft-com:office:office" xmlns:oel="http://schemas.microsoft.com/office/2019/extlst" xmlns:r="http://schemas.openxmlformats.org/officeDocument/2006/relationships" xmlns:m="http://schemas.openxmlformats.org/officeDocument/2006/math" xmlns:v="urn:schemas-microsoft-com:vml" xmlns:wp14="http://schemas.microsoft.com/office/word/2010/wordprocessingDrawing" xmlns:wp="http://schemas.openxmlformats.org/drawingml/2006/wordprocessingDrawing" xmlns:w10="urn:schemas-microsoft-com:office:word" xmlns:w="http://schemas.openxmlformats.org/wordprocessingml/2006/main" xmlns:w14="http://schemas.microsoft.com/office/word/2010/wordml" xmlns:w15="http://schemas.microsoft.com/office/word/2012/wordml" xmlns:w16cex="http://schemas.microsoft.com/office/word/2018/wordml/cex" xmlns:w16cid="http://schemas.microsoft.com/office/word/2016/wordml/cid" xmlns:w16="http://schemas.microsoft.com/office/word/2018/wordml" xmlns:w16du="http://schemas.microsoft.com/office/word/2023/wordml/word16du" xmlns:w16sdtdh="http://schemas.microsoft.com/office/word/2020/wordml/sdtdatahash" xmlns:w16sdtfl="http://schemas.microsoft.com/office/word/2024/wordml/sdtformatlock" xmlns:w16se="http://schemas.microsoft.com/office/word/2015/wordml/symex" xmlns:wpg="http://schemas.microsoft.com/office/word/2010/wordprocessingGroup" xmlns:wpi="http://schemas.microsoft.com/office/word/2010/wordprocessingInk" xmlns:wne="http://schemas.microsoft.com/office/word/2006/wordml" xmlns:wps="http://schemas.microsoft.com/office/word/2010/wordprocessingShape" mc:Ignorable="w14 w15 w16se w16cid w16 w16cex w16sdtdh w16sdtfl w16du wp14">
   <w:abstractNum w:abstractNumId="0" w15:restartNumberingAfterBreak="0">
+    <w:nsid w:val="FFFFFF88"/>
+    <w:multiLevelType w:val="singleLevel"/>
+    <w:tmpl w:val="03BE0A20"/>
+    <w:lvl w:ilvl="0">
+      <w:start w:val="1"/>
+      <w:numFmt w:val="decimal"/>
+      <w:pStyle w:val="ListNumber"/>
+      <w:lvlText w:val="%1."/>
+      <w:lvlJc w:val="left"/>
+      <w:pPr>
+        <w:tabs>
+          <w:tab w:val="num" w:pos="360"/>
+        </w:tabs>
+        <w:ind w:left="360" w:hanging="360"/>
+      </w:pPr>
+    </w:lvl>
+  </w:abstractNum>
+  <w:abstractNum w:abstractNumId="1" w15:restartNumberingAfterBreak="0">
     <w:nsid w:val="018D362D"/>
     <w:multiLevelType w:val="multilevel"/>
     <w:tmpl w:val="4C283066"/>
@@ -3982,7 +4106,7 @@
       </w:rPr>
     </w:lvl>
   </w:abstractNum>
-  <w:abstractNum w:abstractNumId="1" w15:restartNumberingAfterBreak="0">
+  <w:abstractNum w:abstractNumId="2" w15:restartNumberingAfterBreak="0">
     <w:nsid w:val="058F791B"/>
     <w:multiLevelType w:val="multilevel"/>
     <w:tmpl w:val="86948406"/>
@@ -4131,7 +4255,7 @@
       </w:rPr>
     </w:lvl>
   </w:abstractNum>
-  <w:abstractNum w:abstractNumId="2" w15:restartNumberingAfterBreak="0">
+  <w:abstractNum w:abstractNumId="3" w15:restartNumberingAfterBreak="0">
     <w:nsid w:val="06982B5A"/>
     <w:multiLevelType w:val="hybridMultilevel"/>
     <w:tmpl w:val="D0FAA098"/>
@@ -4217,7 +4341,7 @@
       </w:pPr>
     </w:lvl>
   </w:abstractNum>
-  <w:abstractNum w:abstractNumId="3" w15:restartNumberingAfterBreak="0">
+  <w:abstractNum w:abstractNumId="4" w15:restartNumberingAfterBreak="0">
     <w:nsid w:val="07284C96"/>
     <w:multiLevelType w:val="multilevel"/>
     <w:tmpl w:val="B6CEAAB8"/>
@@ -4366,7 +4490,7 @@
       </w:rPr>
     </w:lvl>
   </w:abstractNum>
-  <w:abstractNum w:abstractNumId="4" w15:restartNumberingAfterBreak="0">
+  <w:abstractNum w:abstractNumId="5" w15:restartNumberingAfterBreak="0">
     <w:nsid w:val="07476AF0"/>
     <w:multiLevelType w:val="multilevel"/>
     <w:tmpl w:val="7406A28E"/>
@@ -4515,7 +4639,7 @@
       </w:rPr>
     </w:lvl>
   </w:abstractNum>
-  <w:abstractNum w:abstractNumId="5" w15:restartNumberingAfterBreak="0">
+  <w:abstractNum w:abstractNumId="6" w15:restartNumberingAfterBreak="0">
     <w:nsid w:val="0BCD65DE"/>
     <w:multiLevelType w:val="multilevel"/>
     <w:tmpl w:val="A63E0EB8"/>
@@ -4664,7 +4788,7 @@
       </w:rPr>
     </w:lvl>
   </w:abstractNum>
-  <w:abstractNum w:abstractNumId="6" w15:restartNumberingAfterBreak="0">
+  <w:abstractNum w:abstractNumId="7" w15:restartNumberingAfterBreak="0">
     <w:nsid w:val="0D0E03A4"/>
     <w:multiLevelType w:val="multilevel"/>
     <w:tmpl w:val="CDAE0818"/>
@@ -4813,7 +4937,7 @@
       </w:rPr>
     </w:lvl>
   </w:abstractNum>
-  <w:abstractNum w:abstractNumId="7" w15:restartNumberingAfterBreak="0">
+  <w:abstractNum w:abstractNumId="8" w15:restartNumberingAfterBreak="0">
     <w:nsid w:val="12E51A87"/>
     <w:multiLevelType w:val="multilevel"/>
     <w:tmpl w:val="A2B0A3E8"/>
@@ -4962,7 +5086,7 @@
       </w:rPr>
     </w:lvl>
   </w:abstractNum>
-  <w:abstractNum w:abstractNumId="8" w15:restartNumberingAfterBreak="0">
+  <w:abstractNum w:abstractNumId="9" w15:restartNumberingAfterBreak="0">
     <w:nsid w:val="1C6631FF"/>
     <w:multiLevelType w:val="multilevel"/>
     <w:tmpl w:val="94E22786"/>
@@ -5111,7 +5235,7 @@
       </w:rPr>
     </w:lvl>
   </w:abstractNum>
-  <w:abstractNum w:abstractNumId="9" w15:restartNumberingAfterBreak="0">
+  <w:abstractNum w:abstractNumId="10" w15:restartNumberingAfterBreak="0">
     <w:nsid w:val="1ECD560B"/>
     <w:multiLevelType w:val="multilevel"/>
     <w:tmpl w:val="452E40AC"/>
@@ -5260,7 +5384,7 @@
       </w:rPr>
     </w:lvl>
   </w:abstractNum>
-  <w:abstractNum w:abstractNumId="10" w15:restartNumberingAfterBreak="0">
+  <w:abstractNum w:abstractNumId="11" w15:restartNumberingAfterBreak="0">
     <w:nsid w:val="21E046AB"/>
     <w:multiLevelType w:val="multilevel"/>
     <w:tmpl w:val="C6A08D28"/>
@@ -5409,7 +5533,7 @@
       </w:rPr>
     </w:lvl>
   </w:abstractNum>
-  <w:abstractNum w:abstractNumId="11" w15:restartNumberingAfterBreak="0">
+  <w:abstractNum w:abstractNumId="12" w15:restartNumberingAfterBreak="0">
     <w:nsid w:val="262A505C"/>
     <w:multiLevelType w:val="multilevel"/>
     <w:tmpl w:val="34A8705A"/>
@@ -5558,7 +5682,7 @@
       </w:rPr>
     </w:lvl>
   </w:abstractNum>
-  <w:abstractNum w:abstractNumId="12" w15:restartNumberingAfterBreak="0">
+  <w:abstractNum w:abstractNumId="13" w15:restartNumberingAfterBreak="0">
     <w:nsid w:val="27551113"/>
     <w:multiLevelType w:val="multilevel"/>
     <w:tmpl w:val="5F06CF84"/>
@@ -5707,7 +5831,7 @@
       </w:rPr>
     </w:lvl>
   </w:abstractNum>
-  <w:abstractNum w:abstractNumId="13" w15:restartNumberingAfterBreak="0">
+  <w:abstractNum w:abstractNumId="14" w15:restartNumberingAfterBreak="0">
     <w:nsid w:val="27774C4E"/>
     <w:multiLevelType w:val="multilevel"/>
     <w:tmpl w:val="09D6C9AC"/>
@@ -5856,7 +5980,7 @@
       </w:rPr>
     </w:lvl>
   </w:abstractNum>
-  <w:abstractNum w:abstractNumId="14" w15:restartNumberingAfterBreak="0">
+  <w:abstractNum w:abstractNumId="15" w15:restartNumberingAfterBreak="0">
     <w:nsid w:val="2AD26DDB"/>
     <w:multiLevelType w:val="multilevel"/>
     <w:tmpl w:val="98880FBE"/>
@@ -6005,7 +6129,93 @@
       </w:rPr>
     </w:lvl>
   </w:abstractNum>
-  <w:abstractNum w:abstractNumId="15" w15:restartNumberingAfterBreak="0">
+  <w:abstractNum w:abstractNumId="16" w15:restartNumberingAfterBreak="0">
+    <w:nsid w:val="2FA76410"/>
+    <w:multiLevelType w:val="hybridMultilevel"/>
+    <w:tmpl w:val="ED86CF22"/>
+    <w:lvl w:ilvl="0" w:tplc="0409000F">
+      <w:start w:val="1"/>
+      <w:numFmt w:val="decimal"/>
+      <w:lvlText w:val="%1."/>
+      <w:lvlJc w:val="left"/>
+      <w:pPr>
+        <w:ind w:left="720" w:hanging="360"/>
+      </w:pPr>
+    </w:lvl>
+    <w:lvl w:ilvl="1" w:tplc="04090019" w:tentative="1">
+      <w:start w:val="1"/>
+      <w:numFmt w:val="lowerLetter"/>
+      <w:lvlText w:val="%2."/>
+      <w:lvlJc w:val="left"/>
+      <w:pPr>
+        <w:ind w:left="1440" w:hanging="360"/>
+      </w:pPr>
+    </w:lvl>
+    <w:lvl w:ilvl="2" w:tplc="0409001B" w:tentative="1">
+      <w:start w:val="1"/>
+      <w:numFmt w:val="lowerRoman"/>
+      <w:lvlText w:val="%3."/>
+      <w:lvlJc w:val="right"/>
+      <w:pPr>
+        <w:ind w:left="2160" w:hanging="180"/>
+      </w:pPr>
+    </w:lvl>
+    <w:lvl w:ilvl="3" w:tplc="0409000F" w:tentative="1">
+      <w:start w:val="1"/>
+      <w:numFmt w:val="decimal"/>
+      <w:lvlText w:val="%4."/>
+      <w:lvlJc w:val="left"/>
+      <w:pPr>
+        <w:ind w:left="2880" w:hanging="360"/>
+      </w:pPr>
+    </w:lvl>
+    <w:lvl w:ilvl="4" w:tplc="04090019" w:tentative="1">
+      <w:start w:val="1"/>
+      <w:numFmt w:val="lowerLetter"/>
+      <w:lvlText w:val="%5."/>
+      <w:lvlJc w:val="left"/>
+      <w:pPr>
+        <w:ind w:left="3600" w:hanging="360"/>
+      </w:pPr>
+    </w:lvl>
+    <w:lvl w:ilvl="5" w:tplc="0409001B" w:tentative="1">
+      <w:start w:val="1"/>
+      <w:numFmt w:val="lowerRoman"/>
+      <w:lvlText w:val="%6."/>
+      <w:lvlJc w:val="right"/>
+      <w:pPr>
+        <w:ind w:left="4320" w:hanging="180"/>
+      </w:pPr>
+    </w:lvl>
+    <w:lvl w:ilvl="6" w:tplc="0409000F" w:tentative="1">
+      <w:start w:val="1"/>
+      <w:numFmt w:val="decimal"/>
+      <w:lvlText w:val="%7."/>
+      <w:lvlJc w:val="left"/>
+      <w:pPr>
+        <w:ind w:left="5040" w:hanging="360"/>
+      </w:pPr>
+    </w:lvl>
+    <w:lvl w:ilvl="7" w:tplc="04090019" w:tentative="1">
+      <w:start w:val="1"/>
+      <w:numFmt w:val="lowerLetter"/>
+      <w:lvlText w:val="%8."/>
+      <w:lvlJc w:val="left"/>
+      <w:pPr>
+        <w:ind w:left="5760" w:hanging="360"/>
+      </w:pPr>
+    </w:lvl>
+    <w:lvl w:ilvl="8" w:tplc="0409001B" w:tentative="1">
+      <w:start w:val="1"/>
+      <w:numFmt w:val="lowerRoman"/>
+      <w:lvlText w:val="%9."/>
+      <w:lvlJc w:val="right"/>
+      <w:pPr>
+        <w:ind w:left="6480" w:hanging="180"/>
+      </w:pPr>
+    </w:lvl>
+  </w:abstractNum>
+  <w:abstractNum w:abstractNumId="17" w15:restartNumberingAfterBreak="0">
     <w:nsid w:val="312649C4"/>
     <w:multiLevelType w:val="multilevel"/>
     <w:tmpl w:val="4EC0897C"/>
@@ -6154,7 +6364,7 @@
       </w:rPr>
     </w:lvl>
   </w:abstractNum>
-  <w:abstractNum w:abstractNumId="16" w15:restartNumberingAfterBreak="0">
+  <w:abstractNum w:abstractNumId="18" w15:restartNumberingAfterBreak="0">
     <w:nsid w:val="35E13779"/>
     <w:multiLevelType w:val="multilevel"/>
     <w:tmpl w:val="BA36642A"/>
@@ -6303,7 +6513,7 @@
       </w:rPr>
     </w:lvl>
   </w:abstractNum>
-  <w:abstractNum w:abstractNumId="17" w15:restartNumberingAfterBreak="0">
+  <w:abstractNum w:abstractNumId="19" w15:restartNumberingAfterBreak="0">
     <w:nsid w:val="3B833FB7"/>
     <w:multiLevelType w:val="multilevel"/>
     <w:tmpl w:val="07CC9300"/>
@@ -6452,7 +6662,7 @@
       </w:rPr>
     </w:lvl>
   </w:abstractNum>
-  <w:abstractNum w:abstractNumId="18" w15:restartNumberingAfterBreak="0">
+  <w:abstractNum w:abstractNumId="20" w15:restartNumberingAfterBreak="0">
     <w:nsid w:val="3E5C1850"/>
     <w:multiLevelType w:val="multilevel"/>
     <w:tmpl w:val="CBBA4DD2"/>
@@ -6601,7 +6811,7 @@
       </w:rPr>
     </w:lvl>
   </w:abstractNum>
-  <w:abstractNum w:abstractNumId="19" w15:restartNumberingAfterBreak="0">
+  <w:abstractNum w:abstractNumId="21" w15:restartNumberingAfterBreak="0">
     <w:nsid w:val="484F42E4"/>
     <w:multiLevelType w:val="multilevel"/>
     <w:tmpl w:val="B058964A"/>
@@ -6750,7 +6960,7 @@
       </w:rPr>
     </w:lvl>
   </w:abstractNum>
-  <w:abstractNum w:abstractNumId="20" w15:restartNumberingAfterBreak="0">
+  <w:abstractNum w:abstractNumId="22" w15:restartNumberingAfterBreak="0">
     <w:nsid w:val="4EAE256E"/>
     <w:multiLevelType w:val="multilevel"/>
     <w:tmpl w:val="51024432"/>
@@ -6899,7 +7109,7 @@
       </w:rPr>
     </w:lvl>
   </w:abstractNum>
-  <w:abstractNum w:abstractNumId="21" w15:restartNumberingAfterBreak="0">
+  <w:abstractNum w:abstractNumId="23" w15:restartNumberingAfterBreak="0">
     <w:nsid w:val="587F4D03"/>
     <w:multiLevelType w:val="multilevel"/>
     <w:tmpl w:val="6F00DEC6"/>
@@ -7048,7 +7258,7 @@
       </w:rPr>
     </w:lvl>
   </w:abstractNum>
-  <w:abstractNum w:abstractNumId="22" w15:restartNumberingAfterBreak="0">
+  <w:abstractNum w:abstractNumId="24" w15:restartNumberingAfterBreak="0">
     <w:nsid w:val="588A7998"/>
     <w:multiLevelType w:val="multilevel"/>
     <w:tmpl w:val="090A15DC"/>
@@ -7197,7 +7407,7 @@
       </w:rPr>
     </w:lvl>
   </w:abstractNum>
-  <w:abstractNum w:abstractNumId="23" w15:restartNumberingAfterBreak="0">
+  <w:abstractNum w:abstractNumId="25" w15:restartNumberingAfterBreak="0">
     <w:nsid w:val="5A500B59"/>
     <w:multiLevelType w:val="multilevel"/>
     <w:tmpl w:val="2CBA67C0"/>
@@ -7346,7 +7556,7 @@
       </w:rPr>
     </w:lvl>
   </w:abstractNum>
-  <w:abstractNum w:abstractNumId="24" w15:restartNumberingAfterBreak="0">
+  <w:abstractNum w:abstractNumId="26" w15:restartNumberingAfterBreak="0">
     <w:nsid w:val="5FE9286D"/>
     <w:multiLevelType w:val="multilevel"/>
     <w:tmpl w:val="3D8EEAC2"/>
@@ -7495,7 +7705,7 @@
       </w:rPr>
     </w:lvl>
   </w:abstractNum>
-  <w:abstractNum w:abstractNumId="25" w15:restartNumberingAfterBreak="0">
+  <w:abstractNum w:abstractNumId="27" w15:restartNumberingAfterBreak="0">
     <w:nsid w:val="614303A9"/>
     <w:multiLevelType w:val="hybridMultilevel"/>
     <w:tmpl w:val="2F3C6324"/>
@@ -7581,7 +7791,7 @@
       </w:pPr>
     </w:lvl>
   </w:abstractNum>
-  <w:abstractNum w:abstractNumId="26" w15:restartNumberingAfterBreak="0">
+  <w:abstractNum w:abstractNumId="28" w15:restartNumberingAfterBreak="0">
     <w:nsid w:val="62CB480D"/>
     <w:multiLevelType w:val="multilevel"/>
     <w:tmpl w:val="B54EFB8C"/>
@@ -7730,7 +7940,7 @@
       </w:rPr>
     </w:lvl>
   </w:abstractNum>
-  <w:abstractNum w:abstractNumId="27" w15:restartNumberingAfterBreak="0">
+  <w:abstractNum w:abstractNumId="29" w15:restartNumberingAfterBreak="0">
     <w:nsid w:val="6311485F"/>
     <w:multiLevelType w:val="multilevel"/>
     <w:tmpl w:val="73A88854"/>
@@ -7879,7 +8089,7 @@
       </w:rPr>
     </w:lvl>
   </w:abstractNum>
-  <w:abstractNum w:abstractNumId="28" w15:restartNumberingAfterBreak="0">
+  <w:abstractNum w:abstractNumId="30" w15:restartNumberingAfterBreak="0">
     <w:nsid w:val="657A569D"/>
     <w:multiLevelType w:val="multilevel"/>
     <w:tmpl w:val="F69EBB0C"/>
@@ -8028,7 +8238,7 @@
       </w:rPr>
     </w:lvl>
   </w:abstractNum>
-  <w:abstractNum w:abstractNumId="29" w15:restartNumberingAfterBreak="0">
+  <w:abstractNum w:abstractNumId="31" w15:restartNumberingAfterBreak="0">
     <w:nsid w:val="66B33152"/>
     <w:multiLevelType w:val="multilevel"/>
     <w:tmpl w:val="8640EFE0"/>
@@ -8177,7 +8387,7 @@
       </w:rPr>
     </w:lvl>
   </w:abstractNum>
-  <w:abstractNum w:abstractNumId="30" w15:restartNumberingAfterBreak="0">
+  <w:abstractNum w:abstractNumId="32" w15:restartNumberingAfterBreak="0">
     <w:nsid w:val="66E5295D"/>
     <w:multiLevelType w:val="multilevel"/>
     <w:tmpl w:val="301AB1AC"/>
@@ -8326,7 +8536,7 @@
       </w:rPr>
     </w:lvl>
   </w:abstractNum>
-  <w:abstractNum w:abstractNumId="31" w15:restartNumberingAfterBreak="0">
+  <w:abstractNum w:abstractNumId="33" w15:restartNumberingAfterBreak="0">
     <w:nsid w:val="678640D4"/>
     <w:multiLevelType w:val="multilevel"/>
     <w:tmpl w:val="88106C6E"/>
@@ -8475,7 +8685,7 @@
       </w:rPr>
     </w:lvl>
   </w:abstractNum>
-  <w:abstractNum w:abstractNumId="32" w15:restartNumberingAfterBreak="0">
+  <w:abstractNum w:abstractNumId="34" w15:restartNumberingAfterBreak="0">
     <w:nsid w:val="6E742239"/>
     <w:multiLevelType w:val="hybridMultilevel"/>
     <w:tmpl w:val="30C080B6"/>
@@ -8561,7 +8771,7 @@
       </w:pPr>
     </w:lvl>
   </w:abstractNum>
-  <w:abstractNum w:abstractNumId="33" w15:restartNumberingAfterBreak="0">
+  <w:abstractNum w:abstractNumId="35" w15:restartNumberingAfterBreak="0">
     <w:nsid w:val="763C2D78"/>
     <w:multiLevelType w:val="multilevel"/>
     <w:tmpl w:val="180863B4"/>
@@ -8710,7 +8920,7 @@
       </w:rPr>
     </w:lvl>
   </w:abstractNum>
-  <w:abstractNum w:abstractNumId="34" w15:restartNumberingAfterBreak="0">
+  <w:abstractNum w:abstractNumId="36" w15:restartNumberingAfterBreak="0">
     <w:nsid w:val="765D1236"/>
     <w:multiLevelType w:val="multilevel"/>
     <w:tmpl w:val="BD364110"/>
@@ -8859,7 +9069,7 @@
       </w:rPr>
     </w:lvl>
   </w:abstractNum>
-  <w:abstractNum w:abstractNumId="35" w15:restartNumberingAfterBreak="0">
+  <w:abstractNum w:abstractNumId="37" w15:restartNumberingAfterBreak="0">
     <w:nsid w:val="791C7C31"/>
     <w:multiLevelType w:val="multilevel"/>
     <w:tmpl w:val="82E05F30"/>
@@ -9008,7 +9218,7 @@
       </w:rPr>
     </w:lvl>
   </w:abstractNum>
-  <w:abstractNum w:abstractNumId="36" w15:restartNumberingAfterBreak="0">
+  <w:abstractNum w:abstractNumId="38" w15:restartNumberingAfterBreak="0">
     <w:nsid w:val="7B996C89"/>
     <w:multiLevelType w:val="multilevel"/>
     <w:tmpl w:val="2C32DE0C"/>
@@ -9158,115 +9368,121 @@
     </w:lvl>
   </w:abstractNum>
   <w:num w:numId="1" w16cid:durableId="762186491">
+    <w:abstractNumId w:val="15"/>
+  </w:num>
+  <w:num w:numId="2" w16cid:durableId="266430342">
+    <w:abstractNumId w:val="33"/>
+  </w:num>
+  <w:num w:numId="3" w16cid:durableId="109054101">
+    <w:abstractNumId w:val="34"/>
+  </w:num>
+  <w:num w:numId="4" w16cid:durableId="243229064">
+    <w:abstractNumId w:val="27"/>
+  </w:num>
+  <w:num w:numId="5" w16cid:durableId="39941444">
+    <w:abstractNumId w:val="3"/>
+  </w:num>
+  <w:num w:numId="6" w16cid:durableId="1053870">
+    <w:abstractNumId w:val="4"/>
+  </w:num>
+  <w:num w:numId="7" w16cid:durableId="1714770281">
+    <w:abstractNumId w:val="25"/>
+  </w:num>
+  <w:num w:numId="8" w16cid:durableId="246114853">
+    <w:abstractNumId w:val="38"/>
+  </w:num>
+  <w:num w:numId="9" w16cid:durableId="629169804">
+    <w:abstractNumId w:val="30"/>
+  </w:num>
+  <w:num w:numId="10" w16cid:durableId="950472100">
+    <w:abstractNumId w:val="10"/>
+  </w:num>
+  <w:num w:numId="11" w16cid:durableId="1155798113">
+    <w:abstractNumId w:val="5"/>
+  </w:num>
+  <w:num w:numId="12" w16cid:durableId="1601333537">
+    <w:abstractNumId w:val="26"/>
+  </w:num>
+  <w:num w:numId="13" w16cid:durableId="1555695624">
+    <w:abstractNumId w:val="17"/>
+  </w:num>
+  <w:num w:numId="14" w16cid:durableId="1122962968">
+    <w:abstractNumId w:val="22"/>
+  </w:num>
+  <w:num w:numId="15" w16cid:durableId="1100568745">
+    <w:abstractNumId w:val="35"/>
+  </w:num>
+  <w:num w:numId="16" w16cid:durableId="1119880483">
+    <w:abstractNumId w:val="9"/>
+  </w:num>
+  <w:num w:numId="17" w16cid:durableId="1346666297">
+    <w:abstractNumId w:val="32"/>
+  </w:num>
+  <w:num w:numId="18" w16cid:durableId="89936369">
+    <w:abstractNumId w:val="1"/>
+  </w:num>
+  <w:num w:numId="19" w16cid:durableId="1835685791">
+    <w:abstractNumId w:val="20"/>
+  </w:num>
+  <w:num w:numId="20" w16cid:durableId="717896285">
     <w:abstractNumId w:val="14"/>
   </w:num>
-  <w:num w:numId="2" w16cid:durableId="266430342">
+  <w:num w:numId="21" w16cid:durableId="1592619675">
+    <w:abstractNumId w:val="28"/>
+  </w:num>
+  <w:num w:numId="22" w16cid:durableId="1196041168">
+    <w:abstractNumId w:val="29"/>
+  </w:num>
+  <w:num w:numId="23" w16cid:durableId="1859152054">
+    <w:abstractNumId w:val="7"/>
+  </w:num>
+  <w:num w:numId="24" w16cid:durableId="279801627">
+    <w:abstractNumId w:val="24"/>
+  </w:num>
+  <w:num w:numId="25" w16cid:durableId="1272780754">
+    <w:abstractNumId w:val="12"/>
+  </w:num>
+  <w:num w:numId="26" w16cid:durableId="1163425708">
+    <w:abstractNumId w:val="8"/>
+  </w:num>
+  <w:num w:numId="27" w16cid:durableId="410084404">
+    <w:abstractNumId w:val="21"/>
+  </w:num>
+  <w:num w:numId="28" w16cid:durableId="1938100734">
+    <w:abstractNumId w:val="23"/>
+  </w:num>
+  <w:num w:numId="29" w16cid:durableId="970210839">
+    <w:abstractNumId w:val="13"/>
+  </w:num>
+  <w:num w:numId="30" w16cid:durableId="96603391">
+    <w:abstractNumId w:val="19"/>
+  </w:num>
+  <w:num w:numId="31" w16cid:durableId="263274224">
+    <w:abstractNumId w:val="37"/>
+  </w:num>
+  <w:num w:numId="32" w16cid:durableId="1116489633">
+    <w:abstractNumId w:val="36"/>
+  </w:num>
+  <w:num w:numId="33" w16cid:durableId="434374792">
+    <w:abstractNumId w:val="18"/>
+  </w:num>
+  <w:num w:numId="34" w16cid:durableId="923683899">
+    <w:abstractNumId w:val="2"/>
+  </w:num>
+  <w:num w:numId="35" w16cid:durableId="1742169216">
+    <w:abstractNumId w:val="11"/>
+  </w:num>
+  <w:num w:numId="36" w16cid:durableId="1995523885">
     <w:abstractNumId w:val="31"/>
   </w:num>
-  <w:num w:numId="3" w16cid:durableId="109054101">
-    <w:abstractNumId w:val="32"/>
+  <w:num w:numId="37" w16cid:durableId="36243113">
+    <w:abstractNumId w:val="6"/>
   </w:num>
-  <w:num w:numId="4" w16cid:durableId="243229064">
-    <w:abstractNumId w:val="25"/>
-  </w:num>
-  <w:num w:numId="5" w16cid:durableId="39941444">
-    <w:abstractNumId w:val="2"/>
-  </w:num>
-  <w:num w:numId="6" w16cid:durableId="1053870">
-    <w:abstractNumId w:val="3"/>
-  </w:num>
-  <w:num w:numId="7" w16cid:durableId="1714770281">
-    <w:abstractNumId w:val="23"/>
-  </w:num>
-  <w:num w:numId="8" w16cid:durableId="246114853">
-    <w:abstractNumId w:val="36"/>
-  </w:num>
-  <w:num w:numId="9" w16cid:durableId="629169804">
-    <w:abstractNumId w:val="28"/>
-  </w:num>
-  <w:num w:numId="10" w16cid:durableId="950472100">
-    <w:abstractNumId w:val="9"/>
-  </w:num>
-  <w:num w:numId="11" w16cid:durableId="1155798113">
-    <w:abstractNumId w:val="4"/>
-  </w:num>
-  <w:num w:numId="12" w16cid:durableId="1601333537">
-    <w:abstractNumId w:val="24"/>
-  </w:num>
-  <w:num w:numId="13" w16cid:durableId="1555695624">
-    <w:abstractNumId w:val="15"/>
-  </w:num>
-  <w:num w:numId="14" w16cid:durableId="1122962968">
-    <w:abstractNumId w:val="20"/>
-  </w:num>
-  <w:num w:numId="15" w16cid:durableId="1100568745">
-    <w:abstractNumId w:val="33"/>
-  </w:num>
-  <w:num w:numId="16" w16cid:durableId="1119880483">
-    <w:abstractNumId w:val="8"/>
-  </w:num>
-  <w:num w:numId="17" w16cid:durableId="1346666297">
-    <w:abstractNumId w:val="30"/>
-  </w:num>
-  <w:num w:numId="18" w16cid:durableId="89936369">
+  <w:num w:numId="38" w16cid:durableId="1319386350">
     <w:abstractNumId w:val="0"/>
   </w:num>
-  <w:num w:numId="19" w16cid:durableId="1835685791">
-    <w:abstractNumId w:val="18"/>
-  </w:num>
-  <w:num w:numId="20" w16cid:durableId="717896285">
-    <w:abstractNumId w:val="13"/>
-  </w:num>
-  <w:num w:numId="21" w16cid:durableId="1592619675">
-    <w:abstractNumId w:val="26"/>
-  </w:num>
-  <w:num w:numId="22" w16cid:durableId="1196041168">
-    <w:abstractNumId w:val="27"/>
-  </w:num>
-  <w:num w:numId="23" w16cid:durableId="1859152054">
-    <w:abstractNumId w:val="6"/>
-  </w:num>
-  <w:num w:numId="24" w16cid:durableId="279801627">
-    <w:abstractNumId w:val="22"/>
-  </w:num>
-  <w:num w:numId="25" w16cid:durableId="1272780754">
-    <w:abstractNumId w:val="11"/>
-  </w:num>
-  <w:num w:numId="26" w16cid:durableId="1163425708">
-    <w:abstractNumId w:val="7"/>
-  </w:num>
-  <w:num w:numId="27" w16cid:durableId="410084404">
-    <w:abstractNumId w:val="19"/>
-  </w:num>
-  <w:num w:numId="28" w16cid:durableId="1938100734">
-    <w:abstractNumId w:val="21"/>
-  </w:num>
-  <w:num w:numId="29" w16cid:durableId="970210839">
-    <w:abstractNumId w:val="12"/>
-  </w:num>
-  <w:num w:numId="30" w16cid:durableId="96603391">
-    <w:abstractNumId w:val="17"/>
-  </w:num>
-  <w:num w:numId="31" w16cid:durableId="263274224">
-    <w:abstractNumId w:val="35"/>
-  </w:num>
-  <w:num w:numId="32" w16cid:durableId="1116489633">
-    <w:abstractNumId w:val="34"/>
-  </w:num>
-  <w:num w:numId="33" w16cid:durableId="434374792">
+  <w:num w:numId="39" w16cid:durableId="1480657387">
     <w:abstractNumId w:val="16"/>
-  </w:num>
-  <w:num w:numId="34" w16cid:durableId="923683899">
-    <w:abstractNumId w:val="1"/>
-  </w:num>
-  <w:num w:numId="35" w16cid:durableId="1742169216">
-    <w:abstractNumId w:val="10"/>
-  </w:num>
-  <w:num w:numId="36" w16cid:durableId="1995523885">
-    <w:abstractNumId w:val="29"/>
-  </w:num>
-  <w:num w:numId="37" w16cid:durableId="36243113">
-    <w:abstractNumId w:val="5"/>
   </w:num>
   <w:numIdMacAtCleanup w:val="28"/>
 </w:numbering>
@@ -10212,6 +10428,31 @@
       <w:shd w:val="clear" w:color="auto" w:fill="E1DFDD"/>
     </w:rPr>
   </w:style>
+  <w:style w:type="paragraph" w:styleId="ListNumber">
+    <w:name w:val="List Number"/>
+    <w:basedOn w:val="Normal"/>
+    <w:uiPriority w:val="99"/>
+    <w:unhideWhenUsed/>
+    <w:rsid w:val="002527B8"/>
+    <w:pPr>
+      <w:numPr>
+        <w:numId w:val="38"/>
+      </w:numPr>
+      <w:tabs>
+        <w:tab w:val="clear" w:pos="360"/>
+      </w:tabs>
+      <w:spacing w:after="200" w:line="276" w:lineRule="auto"/>
+      <w:ind w:left="0" w:firstLine="0"/>
+      <w:contextualSpacing/>
+    </w:pPr>
+    <w:rPr>
+      <w:rFonts w:ascii="Aptos" w:eastAsiaTheme="minorEastAsia" w:hAnsi="Aptos"/>
+      <w:kern w:val="0"/>
+      <w:sz w:val="21"/>
+      <w:szCs w:val="22"/>
+      <w14:ligatures w14:val="none"/>
+    </w:rPr>
+  </w:style>
 </w:styles>
 </file>
 
